--- a/text/Задание_на_вкр/Задание на ВКР ТураносовКВ .docx
+++ b/text/Задание_на_вкр/Задание на ВКР ТураносовКВ .docx
@@ -1008,7 +1008,6 @@
                 <w:bCs/>
                 <w:sz w:val="28"/>
                 <w:szCs w:val="28"/>
-                <w:lang w:val="en-US"/>
               </w:rPr>
             </w:pPr>
             <w:r>
@@ -1025,7 +1024,7 @@
                 <w:sz w:val="28"/>
                 <w:szCs w:val="28"/>
               </w:rPr>
-              <w:t>Вавилов П.Д.</w:t>
+              <w:t>ФИО</w:t>
             </w:r>
           </w:p>
         </w:tc>
@@ -1338,151 +1337,205 @@
             <w:r>
               <w:t xml:space="preserve"> </w:t>
             </w:r>
-          </w:p>
-        </w:tc>
-      </w:tr>
-      <w:tr>
-        <w:tc>
-          <w:tcPr>
-            <w:tcW w:w="9247" w:type="dxa"/>
-          </w:tcPr>
-          <w:p>
-            <w:pPr>
-              <w:pStyle w:val="a3"/>
-              <w:ind w:firstLine="0"/>
-              <w:rPr>
-                <w:lang w:val="en-US"/>
-              </w:rPr>
-            </w:pPr>
-          </w:p>
-        </w:tc>
-      </w:tr>
-      <w:tr>
-        <w:tc>
-          <w:tcPr>
-            <w:tcW w:w="9247" w:type="dxa"/>
-          </w:tcPr>
-          <w:p>
-            <w:pPr>
-              <w:pStyle w:val="a3"/>
-              <w:ind w:firstLine="0"/>
-            </w:pPr>
-            <w:r>
-              <w:t xml:space="preserve">2. </w:t>
-            </w:r>
-          </w:p>
-        </w:tc>
-      </w:tr>
-      <w:tr>
-        <w:tc>
-          <w:tcPr>
-            <w:tcW w:w="9247" w:type="dxa"/>
-          </w:tcPr>
-          <w:p>
-            <w:pPr>
-              <w:pStyle w:val="a3"/>
-              <w:ind w:firstLine="0"/>
-            </w:pPr>
-          </w:p>
-        </w:tc>
-      </w:tr>
-      <w:tr>
-        <w:tc>
-          <w:tcPr>
-            <w:tcW w:w="9247" w:type="dxa"/>
-          </w:tcPr>
-          <w:p>
-            <w:pPr>
-              <w:pStyle w:val="a3"/>
-              <w:ind w:firstLine="0"/>
-            </w:pPr>
-            <w:r>
-              <w:t xml:space="preserve">3. </w:t>
-            </w:r>
-          </w:p>
-        </w:tc>
-      </w:tr>
-      <w:tr>
-        <w:tc>
-          <w:tcPr>
-            <w:tcW w:w="9247" w:type="dxa"/>
-          </w:tcPr>
-          <w:p>
-            <w:pPr>
-              <w:pStyle w:val="a3"/>
-              <w:ind w:firstLine="0"/>
-            </w:pPr>
-          </w:p>
-        </w:tc>
-      </w:tr>
-      <w:tr>
-        <w:tc>
-          <w:tcPr>
-            <w:tcW w:w="9247" w:type="dxa"/>
-          </w:tcPr>
-          <w:p>
-            <w:pPr>
-              <w:pStyle w:val="a3"/>
-              <w:ind w:firstLine="0"/>
-            </w:pPr>
-            <w:r>
-              <w:t xml:space="preserve">4. </w:t>
-            </w:r>
-          </w:p>
-        </w:tc>
-      </w:tr>
-      <w:tr>
-        <w:tc>
-          <w:tcPr>
-            <w:tcW w:w="9247" w:type="dxa"/>
-          </w:tcPr>
-          <w:p>
-            <w:pPr>
-              <w:pStyle w:val="a3"/>
-              <w:ind w:firstLine="0"/>
-            </w:pPr>
-          </w:p>
-        </w:tc>
-      </w:tr>
-      <w:tr>
-        <w:tc>
-          <w:tcPr>
-            <w:tcW w:w="9247" w:type="dxa"/>
-          </w:tcPr>
-          <w:p>
-            <w:pPr>
-              <w:pStyle w:val="a3"/>
-              <w:ind w:firstLine="0"/>
-            </w:pPr>
-            <w:r>
-              <w:t>5.</w:t>
-            </w:r>
-          </w:p>
-        </w:tc>
-      </w:tr>
-      <w:tr>
-        <w:tc>
-          <w:tcPr>
-            <w:tcW w:w="9247" w:type="dxa"/>
-          </w:tcPr>
-          <w:p>
-            <w:pPr>
-              <w:pStyle w:val="a3"/>
-              <w:ind w:firstLine="0"/>
-            </w:pPr>
-          </w:p>
-        </w:tc>
-      </w:tr>
-      <w:tr>
-        <w:tc>
-          <w:tcPr>
-            <w:tcW w:w="9247" w:type="dxa"/>
-          </w:tcPr>
-          <w:p>
-            <w:pPr>
-              <w:pStyle w:val="a3"/>
-              <w:ind w:firstLine="0"/>
-            </w:pPr>
+            <w:r>
+              <w:t xml:space="preserve">Проведение </w:t>
+            </w:r>
+            <w:r>
+              <w:t>разведывательного</w:t>
+            </w:r>
+            <w:r>
+              <w:t xml:space="preserve"> анализа данных;</w:t>
+            </w:r>
+          </w:p>
+        </w:tc>
+      </w:tr>
+      <w:tr>
+        <w:tc>
+          <w:tcPr>
+            <w:tcW w:w="9247" w:type="dxa"/>
+          </w:tcPr>
+          <w:p>
+            <w:pPr>
+              <w:pStyle w:val="a3"/>
+              <w:ind w:firstLine="0"/>
+              <w:rPr>
+                <w:lang w:val="en-US"/>
+              </w:rPr>
+            </w:pPr>
+          </w:p>
+        </w:tc>
+      </w:tr>
+      <w:tr>
+        <w:tc>
+          <w:tcPr>
+            <w:tcW w:w="9247" w:type="dxa"/>
+          </w:tcPr>
+          <w:p>
+            <w:pPr>
+              <w:pStyle w:val="a3"/>
+              <w:ind w:firstLine="0"/>
+            </w:pPr>
+            <w:r>
+              <w:t xml:space="preserve">2. Проверка качества классификации текстов через </w:t>
+            </w:r>
+            <w:r>
+              <w:rPr>
+                <w:lang w:val="en-US"/>
+              </w:rPr>
+              <w:t>few</w:t>
+            </w:r>
+            <w:r>
+              <w:t>-</w:t>
+            </w:r>
+            <w:proofErr w:type="spellStart"/>
+            <w:r>
+              <w:t>shot</w:t>
+            </w:r>
+            <w:proofErr w:type="spellEnd"/>
+            <w:r>
+              <w:t xml:space="preserve"> </w:t>
+            </w:r>
+            <w:r>
+              <w:t>классификацию с помощью</w:t>
+            </w:r>
+          </w:p>
+        </w:tc>
+      </w:tr>
+      <w:tr>
+        <w:tc>
+          <w:tcPr>
+            <w:tcW w:w="9247" w:type="dxa"/>
+          </w:tcPr>
+          <w:p>
+            <w:pPr>
+              <w:pStyle w:val="a3"/>
+              <w:ind w:firstLine="0"/>
+            </w:pPr>
+            <w:r>
+              <w:t>больших языковых моделей;</w:t>
+            </w:r>
+          </w:p>
+        </w:tc>
+      </w:tr>
+      <w:tr>
+        <w:tc>
+          <w:tcPr>
+            <w:tcW w:w="9247" w:type="dxa"/>
+          </w:tcPr>
+          <w:p>
+            <w:pPr>
+              <w:pStyle w:val="a3"/>
+              <w:ind w:firstLine="0"/>
+            </w:pPr>
+          </w:p>
+        </w:tc>
+      </w:tr>
+      <w:tr>
+        <w:tc>
+          <w:tcPr>
+            <w:tcW w:w="9247" w:type="dxa"/>
+          </w:tcPr>
+          <w:p>
+            <w:pPr>
+              <w:pStyle w:val="a3"/>
+              <w:ind w:firstLine="0"/>
+            </w:pPr>
+            <w:r>
+              <w:t>3. Анализ существующих методов дообучения больших языковых моделей;</w:t>
+            </w:r>
+          </w:p>
+        </w:tc>
+      </w:tr>
+      <w:tr>
+        <w:tc>
+          <w:tcPr>
+            <w:tcW w:w="9247" w:type="dxa"/>
+          </w:tcPr>
+          <w:p>
+            <w:pPr>
+              <w:pStyle w:val="a3"/>
+              <w:ind w:firstLine="0"/>
+            </w:pPr>
+          </w:p>
+        </w:tc>
+      </w:tr>
+      <w:tr>
+        <w:tc>
+          <w:tcPr>
+            <w:tcW w:w="9247" w:type="dxa"/>
+          </w:tcPr>
+          <w:p>
+            <w:pPr>
+              <w:pStyle w:val="a3"/>
+              <w:ind w:firstLine="0"/>
+            </w:pPr>
+            <w:r>
+              <w:t>4. Анализ оптимальных больших языковых моделей для классификации русскоязычных</w:t>
+            </w:r>
+          </w:p>
+        </w:tc>
+      </w:tr>
+      <w:tr>
+        <w:tc>
+          <w:tcPr>
+            <w:tcW w:w="9247" w:type="dxa"/>
+          </w:tcPr>
+          <w:p>
+            <w:pPr>
+              <w:pStyle w:val="a3"/>
+              <w:ind w:firstLine="0"/>
+            </w:pPr>
+            <w:r>
+              <w:t>т</w:t>
+            </w:r>
+            <w:r>
+              <w:t>екстов;</w:t>
+            </w:r>
+          </w:p>
+        </w:tc>
+      </w:tr>
+      <w:tr>
+        <w:tc>
+          <w:tcPr>
+            <w:tcW w:w="9247" w:type="dxa"/>
+          </w:tcPr>
+          <w:p>
+            <w:pPr>
+              <w:pStyle w:val="a3"/>
+              <w:ind w:firstLine="0"/>
+            </w:pPr>
+          </w:p>
+        </w:tc>
+      </w:tr>
+      <w:tr>
+        <w:tc>
+          <w:tcPr>
+            <w:tcW w:w="9247" w:type="dxa"/>
+          </w:tcPr>
+          <w:p>
+            <w:pPr>
+              <w:pStyle w:val="a3"/>
+              <w:ind w:firstLine="0"/>
+            </w:pPr>
+            <w:r>
+              <w:t>5. Проведение экспериментов по дообучению выбранных больших языковых моделей</w:t>
+            </w:r>
+          </w:p>
+        </w:tc>
+      </w:tr>
+      <w:tr>
+        <w:tc>
+          <w:tcPr>
+            <w:tcW w:w="9247" w:type="dxa"/>
+          </w:tcPr>
+          <w:p>
+            <w:pPr>
+              <w:pStyle w:val="a3"/>
+              <w:ind w:firstLine="0"/>
+            </w:pPr>
+            <w:r>
+              <w:t>на данных проекта.</w:t>
+            </w:r>
           </w:p>
         </w:tc>
       </w:tr>
@@ -1499,7 +1552,15 @@
             <w:pPr>
               <w:pStyle w:val="a3"/>
               <w:ind w:firstLine="0"/>
-              <w:jc w:val="center"/>
+              <w:rPr>
+                <w:b/>
+              </w:rPr>
+            </w:pPr>
+          </w:p>
+          <w:p>
+            <w:pPr>
+              <w:pStyle w:val="a3"/>
+              <w:ind w:firstLine="0"/>
               <w:rPr>
                 <w:b/>
               </w:rPr>
@@ -1561,194 +1622,455 @@
             <w:pPr>
               <w:pStyle w:val="a3"/>
               <w:ind w:firstLine="0"/>
-              <w:jc w:val="left"/>
-            </w:pPr>
-          </w:p>
-        </w:tc>
-      </w:tr>
-      <w:tr>
-        <w:tc>
-          <w:tcPr>
-            <w:tcW w:w="9247" w:type="dxa"/>
-          </w:tcPr>
-          <w:p>
-            <w:pPr>
-              <w:pStyle w:val="a3"/>
-              <w:ind w:firstLine="0"/>
-              <w:jc w:val="left"/>
-            </w:pPr>
-          </w:p>
-        </w:tc>
-      </w:tr>
-      <w:tr>
-        <w:tc>
-          <w:tcPr>
-            <w:tcW w:w="9247" w:type="dxa"/>
-          </w:tcPr>
-          <w:p>
-            <w:pPr>
-              <w:pStyle w:val="a3"/>
-              <w:ind w:firstLine="0"/>
-              <w:jc w:val="left"/>
-            </w:pPr>
-          </w:p>
-        </w:tc>
-      </w:tr>
-      <w:tr>
-        <w:tc>
-          <w:tcPr>
-            <w:tcW w:w="9247" w:type="dxa"/>
-          </w:tcPr>
-          <w:p>
-            <w:pPr>
-              <w:pStyle w:val="a3"/>
-              <w:ind w:firstLine="0"/>
-              <w:jc w:val="left"/>
-            </w:pPr>
-          </w:p>
-        </w:tc>
-      </w:tr>
-      <w:tr>
-        <w:tc>
-          <w:tcPr>
-            <w:tcW w:w="9247" w:type="dxa"/>
-          </w:tcPr>
-          <w:p>
-            <w:pPr>
-              <w:pStyle w:val="a3"/>
-              <w:ind w:firstLine="0"/>
-              <w:jc w:val="left"/>
+            </w:pPr>
+            <w:r>
+              <w:t>Крупные и</w:t>
+            </w:r>
+            <w:r>
+              <w:t xml:space="preserve"> средние </w:t>
+            </w:r>
+            <w:r>
+              <w:t>компании ежедневно получают тысячи писем. С</w:t>
+            </w:r>
+            <w:r>
+              <w:t xml:space="preserve"> </w:t>
+            </w:r>
+            <w:r>
+              <w:t>ростом</w:t>
+            </w:r>
+            <w:r>
+              <w:t xml:space="preserve"> </w:t>
+            </w:r>
+          </w:p>
+        </w:tc>
+      </w:tr>
+      <w:tr>
+        <w:tc>
+          <w:tcPr>
+            <w:tcW w:w="9247" w:type="dxa"/>
+          </w:tcPr>
+          <w:p>
+            <w:pPr>
+              <w:pStyle w:val="a3"/>
+              <w:ind w:firstLine="0"/>
+            </w:pPr>
+            <w:r>
+              <w:t>количества</w:t>
+            </w:r>
+            <w:r>
+              <w:t xml:space="preserve"> </w:t>
+            </w:r>
+            <w:r>
+              <w:t>корреспонденции возникает необходимость автоматизации</w:t>
+            </w:r>
+            <w:r>
+              <w:t xml:space="preserve"> </w:t>
+            </w:r>
+          </w:p>
+        </w:tc>
+      </w:tr>
+      <w:tr>
+        <w:tc>
+          <w:tcPr>
+            <w:tcW w:w="9247" w:type="dxa"/>
+          </w:tcPr>
+          <w:p>
+            <w:pPr>
+              <w:pStyle w:val="a3"/>
+              <w:ind w:firstLine="0"/>
+            </w:pPr>
+            <w:r>
+              <w:t>распределения писем по тематическим</w:t>
+            </w:r>
+            <w:r>
+              <w:t xml:space="preserve"> блокам, что может упростить ведение </w:t>
+            </w:r>
+          </w:p>
+        </w:tc>
+      </w:tr>
+      <w:tr>
+        <w:tc>
+          <w:tcPr>
+            <w:tcW w:w="9247" w:type="dxa"/>
+          </w:tcPr>
+          <w:p>
+            <w:pPr>
+              <w:pStyle w:val="a3"/>
+              <w:ind w:firstLine="0"/>
+            </w:pPr>
+            <w:r>
+              <w:t>п</w:t>
+            </w:r>
+            <w:r>
+              <w:t>ереписки</w:t>
+            </w:r>
+            <w:r>
+              <w:t xml:space="preserve"> по отдельным задачам и проектам, а также помогает избежать потери </w:t>
+            </w:r>
+          </w:p>
+        </w:tc>
+      </w:tr>
+      <w:tr>
+        <w:tc>
+          <w:tcPr>
+            <w:tcW w:w="9247" w:type="dxa"/>
+          </w:tcPr>
+          <w:p>
+            <w:pPr>
+              <w:pStyle w:val="a3"/>
+              <w:ind w:firstLine="0"/>
               <w:rPr>
                 <w:sz w:val="22"/>
                 <w:szCs w:val="22"/>
               </w:rPr>
             </w:pPr>
-          </w:p>
-        </w:tc>
-      </w:tr>
-      <w:tr>
-        <w:tc>
-          <w:tcPr>
-            <w:tcW w:w="9247" w:type="dxa"/>
-          </w:tcPr>
-          <w:p>
-            <w:pPr>
-              <w:pStyle w:val="a3"/>
-              <w:ind w:firstLine="0"/>
-              <w:jc w:val="left"/>
+            <w:r>
+              <w:t xml:space="preserve">данных в общей массе несортированных писем. </w:t>
+            </w:r>
+            <w:r>
+              <w:t xml:space="preserve">Классические методы </w:t>
+            </w:r>
+            <w:r>
+              <w:t>обработки</w:t>
+            </w:r>
+            <w:r>
+              <w:t xml:space="preserve"> </w:t>
+            </w:r>
+          </w:p>
+        </w:tc>
+      </w:tr>
+      <w:tr>
+        <w:tc>
+          <w:tcPr>
+            <w:tcW w:w="9247" w:type="dxa"/>
+          </w:tcPr>
+          <w:p>
+            <w:pPr>
+              <w:pStyle w:val="a3"/>
+              <w:ind w:firstLine="0"/>
               <w:rPr>
                 <w:sz w:val="22"/>
                 <w:szCs w:val="22"/>
               </w:rPr>
             </w:pPr>
-          </w:p>
-        </w:tc>
-      </w:tr>
-      <w:tr>
-        <w:tc>
-          <w:tcPr>
-            <w:tcW w:w="9247" w:type="dxa"/>
-          </w:tcPr>
-          <w:p>
-            <w:pPr>
-              <w:pStyle w:val="a3"/>
-              <w:ind w:firstLine="0"/>
-              <w:jc w:val="left"/>
+            <w:r>
+              <w:t>е</w:t>
+            </w:r>
+            <w:r>
+              <w:t>сте</w:t>
+            </w:r>
+            <w:r>
+              <w:t>ственного языка</w:t>
+            </w:r>
+            <w:r>
+              <w:t xml:space="preserve"> имеют ряд ограничений и недостатков. Они не учитывают </w:t>
+            </w:r>
+          </w:p>
+        </w:tc>
+      </w:tr>
+      <w:tr>
+        <w:tc>
+          <w:tcPr>
+            <w:tcW w:w="9247" w:type="dxa"/>
+          </w:tcPr>
+          <w:p>
+            <w:pPr>
+              <w:pStyle w:val="a3"/>
+              <w:ind w:firstLine="0"/>
               <w:rPr>
                 <w:sz w:val="22"/>
                 <w:szCs w:val="22"/>
               </w:rPr>
             </w:pPr>
-          </w:p>
-        </w:tc>
-      </w:tr>
-      <w:tr>
-        <w:tc>
-          <w:tcPr>
-            <w:tcW w:w="9247" w:type="dxa"/>
-          </w:tcPr>
-          <w:p>
-            <w:pPr>
-              <w:pStyle w:val="a3"/>
-              <w:ind w:firstLine="0"/>
-              <w:jc w:val="left"/>
+            <w:r>
               <w:rPr>
                 <w:sz w:val="22"/>
                 <w:szCs w:val="22"/>
               </w:rPr>
-            </w:pPr>
-          </w:p>
-        </w:tc>
-      </w:tr>
-      <w:tr>
-        <w:tc>
-          <w:tcPr>
-            <w:tcW w:w="9247" w:type="dxa"/>
-          </w:tcPr>
-          <w:p>
-            <w:pPr>
-              <w:pStyle w:val="a3"/>
-              <w:ind w:firstLine="0"/>
-              <w:jc w:val="left"/>
+              <w:t xml:space="preserve">контекст, а также требуют большого количества размеченных данных для достижения  </w:t>
+            </w:r>
+          </w:p>
+        </w:tc>
+      </w:tr>
+      <w:tr>
+        <w:tc>
+          <w:tcPr>
+            <w:tcW w:w="9247" w:type="dxa"/>
+          </w:tcPr>
+          <w:p>
+            <w:pPr>
+              <w:pStyle w:val="a3"/>
+              <w:ind w:firstLine="0"/>
               <w:rPr>
                 <w:sz w:val="22"/>
                 <w:szCs w:val="22"/>
               </w:rPr>
             </w:pPr>
-          </w:p>
-        </w:tc>
-      </w:tr>
-      <w:tr>
-        <w:tc>
-          <w:tcPr>
-            <w:tcW w:w="9247" w:type="dxa"/>
-          </w:tcPr>
-          <w:p>
-            <w:pPr>
-              <w:pStyle w:val="a3"/>
-              <w:ind w:firstLine="0"/>
-              <w:jc w:val="left"/>
+            <w:r>
               <w:rPr>
                 <w:sz w:val="22"/>
                 <w:szCs w:val="22"/>
               </w:rPr>
-            </w:pPr>
-          </w:p>
-        </w:tc>
-      </w:tr>
-      <w:tr>
-        <w:tc>
-          <w:tcPr>
-            <w:tcW w:w="9247" w:type="dxa"/>
-          </w:tcPr>
-          <w:p>
-            <w:pPr>
-              <w:pStyle w:val="a3"/>
-              <w:ind w:firstLine="0"/>
-              <w:jc w:val="left"/>
+              <w:t>хороших результатов.</w:t>
+            </w:r>
+            <w:r>
               <w:rPr>
                 <w:sz w:val="22"/>
                 <w:szCs w:val="22"/>
               </w:rPr>
-            </w:pPr>
-          </w:p>
-        </w:tc>
-      </w:tr>
-      <w:tr>
-        <w:tc>
-          <w:tcPr>
-            <w:tcW w:w="9247" w:type="dxa"/>
-          </w:tcPr>
-          <w:p>
-            <w:pPr>
-              <w:pStyle w:val="a3"/>
-              <w:ind w:firstLine="0"/>
-              <w:jc w:val="left"/>
+              <w:t xml:space="preserve"> </w:t>
+            </w:r>
+            <w:r>
+              <w:rPr>
+                <w:szCs w:val="22"/>
+              </w:rPr>
+              <w:t>Д</w:t>
+            </w:r>
+            <w:r>
+              <w:rPr>
+                <w:szCs w:val="24"/>
+              </w:rPr>
+              <w:t>ообучени</w:t>
+            </w:r>
+            <w:r>
+              <w:rPr>
+                <w:szCs w:val="24"/>
+              </w:rPr>
+              <w:t>е</w:t>
+            </w:r>
+            <w:r>
+              <w:rPr>
+                <w:szCs w:val="24"/>
+              </w:rPr>
+              <w:t xml:space="preserve"> </w:t>
+            </w:r>
+            <w:r>
+              <w:t>(</w:t>
+            </w:r>
+            <w:r>
+              <w:rPr>
+                <w:i/>
+                <w:iCs/>
+                <w:lang w:val="en-US"/>
+              </w:rPr>
+              <w:t>Fine</w:t>
+            </w:r>
+            <w:r>
+              <w:rPr>
+                <w:i/>
+                <w:iCs/>
+              </w:rPr>
+              <w:t>-</w:t>
+            </w:r>
+            <w:r>
+              <w:rPr>
+                <w:i/>
+                <w:iCs/>
+                <w:lang w:val="en-US"/>
+              </w:rPr>
+              <w:t>tune</w:t>
+            </w:r>
+            <w:r>
+              <w:t xml:space="preserve">) </w:t>
+            </w:r>
+            <w:r>
               <w:rPr>
                 <w:sz w:val="22"/>
                 <w:szCs w:val="22"/>
-              </w:rPr>
-            </w:pPr>
+                <w:lang w:val="en-US"/>
+              </w:rPr>
+              <w:t>LLM</w:t>
+            </w:r>
+            <w:r>
+              <w:rPr>
+                <w:sz w:val="22"/>
+                <w:szCs w:val="22"/>
+              </w:rPr>
+              <w:t xml:space="preserve"> </w:t>
+            </w:r>
+            <w:r>
+              <w:rPr>
+                <w:sz w:val="22"/>
+                <w:szCs w:val="22"/>
+              </w:rPr>
+              <w:t>в свою очередь</w:t>
+            </w:r>
+            <w:r>
+              <w:rPr>
+                <w:sz w:val="22"/>
+                <w:szCs w:val="22"/>
+              </w:rPr>
+              <w:t xml:space="preserve"> </w:t>
+            </w:r>
+            <w:r>
+              <w:rPr>
+                <w:sz w:val="22"/>
+                <w:szCs w:val="22"/>
+              </w:rPr>
+              <w:t>позволит использовать</w:t>
+            </w:r>
+          </w:p>
+        </w:tc>
+      </w:tr>
+      <w:tr>
+        <w:trPr>
+          <w:trHeight w:val="41"/>
+        </w:trPr>
+        <w:tc>
+          <w:tcPr>
+            <w:tcW w:w="9247" w:type="dxa"/>
+          </w:tcPr>
+          <w:p>
+            <w:pPr>
+              <w:pStyle w:val="a3"/>
+              <w:ind w:firstLine="0"/>
+              <w:rPr>
+                <w:sz w:val="22"/>
+                <w:szCs w:val="22"/>
+              </w:rPr>
+            </w:pPr>
+            <w:r>
+              <w:rPr>
+                <w:sz w:val="22"/>
+                <w:szCs w:val="22"/>
+              </w:rPr>
+              <w:t>гораздо меньше данных, получая на выходе заметно лучшее качество</w:t>
+            </w:r>
+            <w:r>
+              <w:rPr>
+                <w:sz w:val="22"/>
+                <w:szCs w:val="22"/>
+              </w:rPr>
+              <w:t xml:space="preserve"> </w:t>
+            </w:r>
+            <w:r>
+              <w:rPr>
+                <w:sz w:val="22"/>
+                <w:szCs w:val="22"/>
+              </w:rPr>
+              <w:t xml:space="preserve">за счет </w:t>
+            </w:r>
+            <w:proofErr w:type="spellStart"/>
+            <w:r>
+              <w:rPr>
+                <w:sz w:val="22"/>
+                <w:szCs w:val="22"/>
+              </w:rPr>
+              <w:t>предобученного</w:t>
+            </w:r>
+            <w:proofErr w:type="spellEnd"/>
+          </w:p>
+        </w:tc>
+      </w:tr>
+      <w:tr>
+        <w:tc>
+          <w:tcPr>
+            <w:tcW w:w="9247" w:type="dxa"/>
+          </w:tcPr>
+          <w:p>
+            <w:pPr>
+              <w:pStyle w:val="a3"/>
+              <w:ind w:firstLine="0"/>
+              <w:rPr>
+                <w:sz w:val="22"/>
+                <w:szCs w:val="22"/>
+              </w:rPr>
+            </w:pPr>
+            <w:r>
+              <w:rPr>
+                <w:sz w:val="22"/>
+                <w:szCs w:val="22"/>
+              </w:rPr>
+              <w:t xml:space="preserve">языкового </w:t>
+            </w:r>
+            <w:r>
+              <w:rPr>
+                <w:sz w:val="22"/>
+                <w:szCs w:val="22"/>
+              </w:rPr>
+              <w:t>понимания LLM</w:t>
+            </w:r>
+            <w:r>
+              <w:rPr>
+                <w:sz w:val="22"/>
+                <w:szCs w:val="22"/>
+              </w:rPr>
+              <w:t>.</w:t>
+            </w:r>
+            <w:r>
+              <w:rPr>
+                <w:sz w:val="22"/>
+                <w:szCs w:val="22"/>
+              </w:rPr>
+              <w:t xml:space="preserve"> Данная работа предусматривает сравнительный анализ и </w:t>
+            </w:r>
+          </w:p>
+        </w:tc>
+      </w:tr>
+      <w:tr>
+        <w:tc>
+          <w:tcPr>
+            <w:tcW w:w="9247" w:type="dxa"/>
+          </w:tcPr>
+          <w:p>
+            <w:pPr>
+              <w:pStyle w:val="a3"/>
+              <w:ind w:firstLine="0"/>
+              <w:rPr>
+                <w:sz w:val="22"/>
+                <w:szCs w:val="22"/>
+              </w:rPr>
+            </w:pPr>
+            <w:r>
+              <w:rPr>
+                <w:sz w:val="22"/>
+                <w:szCs w:val="22"/>
+              </w:rPr>
+              <w:t>а</w:t>
+            </w:r>
+            <w:r>
+              <w:rPr>
+                <w:sz w:val="22"/>
+                <w:szCs w:val="22"/>
+              </w:rPr>
+              <w:t>пробаци</w:t>
+            </w:r>
+            <w:r>
+              <w:rPr>
+                <w:sz w:val="22"/>
+                <w:szCs w:val="22"/>
+              </w:rPr>
+              <w:t>ю</w:t>
+            </w:r>
+            <w:r>
+              <w:rPr>
+                <w:sz w:val="22"/>
+                <w:szCs w:val="22"/>
+              </w:rPr>
+              <w:t xml:space="preserve"> методов</w:t>
+            </w:r>
+            <w:r>
+              <w:rPr>
+                <w:sz w:val="22"/>
+                <w:szCs w:val="22"/>
+              </w:rPr>
+              <w:t xml:space="preserve"> дообучения </w:t>
+            </w:r>
+            <w:r>
+              <w:rPr>
+                <w:sz w:val="22"/>
+                <w:szCs w:val="22"/>
+                <w:lang w:val="en-US"/>
+              </w:rPr>
+              <w:t>LLM</w:t>
+            </w:r>
+            <w:r>
+              <w:rPr>
+                <w:sz w:val="22"/>
+                <w:szCs w:val="22"/>
+              </w:rPr>
+              <w:t>, что определяет актуальность текущего исследования.</w:t>
+            </w:r>
           </w:p>
         </w:tc>
       </w:tr>
@@ -1805,81 +2127,378 @@
             <w:pPr>
               <w:pStyle w:val="a3"/>
               <w:ind w:firstLine="0"/>
+              <w:rPr>
+                <w:szCs w:val="24"/>
+              </w:rPr>
+            </w:pPr>
+            <w:r>
+              <w:rPr>
+                <w:szCs w:val="24"/>
+              </w:rPr>
+              <w:t xml:space="preserve">Недостаточная представленность русского языка в обучающих данных </w:t>
+            </w:r>
+          </w:p>
+        </w:tc>
+      </w:tr>
+      <w:tr>
+        <w:tc>
+          <w:tcPr>
+            <w:tcW w:w="9247" w:type="dxa"/>
+          </w:tcPr>
+          <w:p>
+            <w:pPr>
+              <w:pStyle w:val="a3"/>
+              <w:ind w:firstLine="0"/>
+              <w:rPr>
+                <w:szCs w:val="24"/>
+              </w:rPr>
+            </w:pPr>
+            <w:r>
+              <w:rPr>
+                <w:szCs w:val="24"/>
+              </w:rPr>
+              <w:t xml:space="preserve">для большинства </w:t>
+            </w:r>
+            <w:r>
+              <w:rPr>
+                <w:szCs w:val="24"/>
+              </w:rPr>
+              <w:t>современных</w:t>
+            </w:r>
+            <w:r>
+              <w:rPr>
+                <w:szCs w:val="24"/>
+              </w:rPr>
+              <w:t xml:space="preserve"> LLM</w:t>
+            </w:r>
+            <w:r>
+              <w:rPr>
+                <w:szCs w:val="24"/>
+              </w:rPr>
+              <w:t xml:space="preserve"> обуславливает необходимость исследования </w:t>
+            </w:r>
+          </w:p>
+        </w:tc>
+      </w:tr>
+      <w:tr>
+        <w:tc>
+          <w:tcPr>
+            <w:tcW w:w="9247" w:type="dxa"/>
+          </w:tcPr>
+          <w:p>
+            <w:pPr>
+              <w:pStyle w:val="a3"/>
+              <w:ind w:firstLine="0"/>
+              <w:rPr>
+                <w:szCs w:val="24"/>
+              </w:rPr>
+            </w:pPr>
+            <w:r>
+              <w:rPr>
+                <w:szCs w:val="24"/>
+              </w:rPr>
+              <w:t xml:space="preserve">применения </w:t>
+            </w:r>
+            <w:r>
+              <w:rPr>
+                <w:szCs w:val="24"/>
+              </w:rPr>
+              <w:t xml:space="preserve">дообучения </w:t>
+            </w:r>
+            <w:r>
+              <w:t>LLM</w:t>
+            </w:r>
+            <w:r>
+              <w:t xml:space="preserve"> для задач классификации на русском языке, </w:t>
+            </w:r>
+            <w:r>
+              <w:rPr>
+                <w:szCs w:val="24"/>
+              </w:rPr>
+              <w:t>который</w:t>
+            </w:r>
+            <w:r>
+              <w:rPr>
+                <w:szCs w:val="24"/>
+              </w:rPr>
+              <w:t xml:space="preserve"> </w:t>
+            </w:r>
+          </w:p>
+        </w:tc>
+      </w:tr>
+      <w:tr>
+        <w:tc>
+          <w:tcPr>
+            <w:tcW w:w="9247" w:type="dxa"/>
+          </w:tcPr>
+          <w:p>
+            <w:pPr>
+              <w:pStyle w:val="a3"/>
+              <w:ind w:firstLine="0"/>
+            </w:pPr>
+            <w:r>
+              <w:rPr>
+                <w:szCs w:val="24"/>
+              </w:rPr>
+              <w:t>морфологически</w:t>
+            </w:r>
+            <w:r>
+              <w:rPr>
+                <w:szCs w:val="24"/>
+              </w:rPr>
+              <w:t xml:space="preserve"> </w:t>
+            </w:r>
+            <w:r>
+              <w:rPr>
+                <w:szCs w:val="24"/>
+              </w:rPr>
+              <w:t>богаче</w:t>
+            </w:r>
+            <w:r>
+              <w:rPr>
+                <w:szCs w:val="24"/>
+              </w:rPr>
+              <w:t xml:space="preserve"> и сложне</w:t>
+            </w:r>
+            <w:r>
+              <w:rPr>
+                <w:szCs w:val="24"/>
+              </w:rPr>
+              <w:t>е</w:t>
+            </w:r>
+            <w:r>
+              <w:rPr>
+                <w:szCs w:val="24"/>
+              </w:rPr>
+              <w:t xml:space="preserve"> для</w:t>
+            </w:r>
+            <w:r>
+              <w:rPr>
+                <w:szCs w:val="24"/>
+              </w:rPr>
+              <w:t xml:space="preserve"> понимани</w:t>
+            </w:r>
+            <w:r>
+              <w:rPr>
+                <w:szCs w:val="24"/>
+              </w:rPr>
+              <w:t>я</w:t>
+            </w:r>
+            <w:r>
+              <w:rPr>
+                <w:szCs w:val="24"/>
+              </w:rPr>
+              <w:t xml:space="preserve"> текста </w:t>
+            </w:r>
+            <w:r>
+              <w:rPr>
+                <w:szCs w:val="24"/>
+              </w:rPr>
+              <w:t>моделями.</w:t>
+            </w:r>
+            <w:r>
+              <w:rPr>
+                <w:szCs w:val="24"/>
+              </w:rPr>
+              <w:t xml:space="preserve"> </w:t>
+            </w:r>
+            <w:r>
+              <w:rPr>
+                <w:szCs w:val="24"/>
+              </w:rPr>
+              <w:t xml:space="preserve">Работа </w:t>
+            </w:r>
+          </w:p>
+        </w:tc>
+      </w:tr>
+      <w:tr>
+        <w:tc>
+          <w:tcPr>
+            <w:tcW w:w="9247" w:type="dxa"/>
+          </w:tcPr>
+          <w:p>
+            <w:pPr>
+              <w:pStyle w:val="a3"/>
+              <w:ind w:firstLine="0"/>
+            </w:pPr>
+            <w:r>
+              <w:rPr>
+                <w:szCs w:val="24"/>
+              </w:rPr>
+              <w:t xml:space="preserve">предусматривает </w:t>
+            </w:r>
+            <w:r>
+              <w:rPr>
+                <w:szCs w:val="24"/>
+              </w:rPr>
+              <w:t xml:space="preserve">сравнительный </w:t>
+            </w:r>
+            <w:r>
+              <w:rPr>
+                <w:szCs w:val="24"/>
+              </w:rPr>
+              <w:t>анализ</w:t>
+            </w:r>
+            <w:r>
+              <w:rPr>
+                <w:szCs w:val="24"/>
+              </w:rPr>
+              <w:t xml:space="preserve"> </w:t>
+            </w:r>
+            <w:r>
+              <w:rPr>
+                <w:szCs w:val="24"/>
+              </w:rPr>
+              <w:t>методов дообучения выбранных</w:t>
+            </w:r>
+            <w:r>
+              <w:rPr>
+                <w:szCs w:val="24"/>
+              </w:rPr>
+              <w:t xml:space="preserve"> </w:t>
+            </w:r>
+            <w:r>
+              <w:rPr>
+                <w:szCs w:val="24"/>
+                <w:lang w:val="en-US"/>
+              </w:rPr>
+              <w:t>LLM</w:t>
+            </w:r>
+            <w:r>
+              <w:rPr>
+                <w:szCs w:val="24"/>
+              </w:rPr>
+              <w:t xml:space="preserve"> </w:t>
+            </w:r>
+            <w:r>
+              <w:t xml:space="preserve">с целью </w:t>
+            </w:r>
+          </w:p>
+        </w:tc>
+      </w:tr>
+      <w:tr>
+        <w:tc>
+          <w:tcPr>
+            <w:tcW w:w="9247" w:type="dxa"/>
+          </w:tcPr>
+          <w:p>
+            <w:pPr>
+              <w:pStyle w:val="a3"/>
+              <w:ind w:firstLine="0"/>
+            </w:pPr>
+            <w:r>
+              <w:t>получения</w:t>
+            </w:r>
+            <w:r>
+              <w:t xml:space="preserve"> </w:t>
+            </w:r>
+            <w:r>
+              <w:t>наилучших результатов.</w:t>
+            </w:r>
+          </w:p>
+        </w:tc>
+      </w:tr>
+      <w:tr>
+        <w:tc>
+          <w:tcPr>
+            <w:tcW w:w="9247" w:type="dxa"/>
+          </w:tcPr>
+          <w:p>
+            <w:pPr>
+              <w:pStyle w:val="a3"/>
+              <w:ind w:firstLine="0"/>
               <w:jc w:val="left"/>
-              <w:rPr>
-                <w:sz w:val="22"/>
-                <w:szCs w:val="22"/>
-              </w:rPr>
-            </w:pPr>
-          </w:p>
-        </w:tc>
-      </w:tr>
-      <w:tr>
-        <w:tc>
-          <w:tcPr>
-            <w:tcW w:w="9247" w:type="dxa"/>
-          </w:tcPr>
-          <w:p>
-            <w:pPr>
-              <w:pStyle w:val="a3"/>
-              <w:ind w:firstLine="0"/>
-              <w:rPr>
-                <w:sz w:val="22"/>
-                <w:szCs w:val="22"/>
-              </w:rPr>
-            </w:pPr>
-          </w:p>
-        </w:tc>
-      </w:tr>
-      <w:tr>
-        <w:tc>
-          <w:tcPr>
-            <w:tcW w:w="9247" w:type="dxa"/>
-          </w:tcPr>
-          <w:p>
-            <w:pPr>
-              <w:pStyle w:val="a3"/>
-              <w:ind w:firstLine="0"/>
-            </w:pPr>
-          </w:p>
-        </w:tc>
-      </w:tr>
-      <w:tr>
-        <w:tc>
-          <w:tcPr>
-            <w:tcW w:w="9247" w:type="dxa"/>
-          </w:tcPr>
-          <w:p>
-            <w:pPr>
-              <w:pStyle w:val="a3"/>
-              <w:ind w:firstLine="0"/>
-            </w:pPr>
-          </w:p>
-        </w:tc>
-      </w:tr>
-      <w:tr>
-        <w:tc>
-          <w:tcPr>
-            <w:tcW w:w="9247" w:type="dxa"/>
-          </w:tcPr>
-          <w:p>
-            <w:pPr>
-              <w:pStyle w:val="a3"/>
-              <w:ind w:firstLine="0"/>
-            </w:pPr>
-          </w:p>
-        </w:tc>
-      </w:tr>
-      <w:tr>
-        <w:tc>
-          <w:tcPr>
-            <w:tcW w:w="9247" w:type="dxa"/>
-          </w:tcPr>
-          <w:p>
-            <w:pPr>
-              <w:pStyle w:val="a3"/>
-              <w:ind w:firstLine="0"/>
-            </w:pPr>
+            </w:pPr>
+            <w:r>
+              <w:t xml:space="preserve">С практической стороны </w:t>
+            </w:r>
+            <w:r>
+              <w:t>в работе используются</w:t>
+            </w:r>
+            <w:r>
+              <w:t xml:space="preserve"> данны</w:t>
+            </w:r>
+            <w:r>
+              <w:t>е</w:t>
+            </w:r>
+            <w:r>
+              <w:t xml:space="preserve"> реальной компании</w:t>
+            </w:r>
+            <w:r>
+              <w:t>.</w:t>
+            </w:r>
+          </w:p>
+        </w:tc>
+      </w:tr>
+      <w:tr>
+        <w:tc>
+          <w:tcPr>
+            <w:tcW w:w="9247" w:type="dxa"/>
+          </w:tcPr>
+          <w:p>
+            <w:pPr>
+              <w:pStyle w:val="a3"/>
+              <w:ind w:firstLine="0"/>
+              <w:jc w:val="left"/>
+            </w:pPr>
+            <w:r>
+              <w:t xml:space="preserve">Дообучение </w:t>
+            </w:r>
+            <w:r>
+              <w:t>дает</w:t>
+            </w:r>
+            <w:r>
+              <w:t xml:space="preserve"> моделям понимание структуры компании, контекста отдельных </w:t>
+            </w:r>
+          </w:p>
+        </w:tc>
+      </w:tr>
+      <w:tr>
+        <w:tc>
+          <w:tcPr>
+            <w:tcW w:w="9247" w:type="dxa"/>
+          </w:tcPr>
+          <w:p>
+            <w:pPr>
+              <w:pStyle w:val="a3"/>
+              <w:ind w:firstLine="0"/>
+              <w:jc w:val="left"/>
+            </w:pPr>
+            <w:r>
+              <w:t>ц</w:t>
+            </w:r>
+            <w:r>
+              <w:t>епочек</w:t>
+            </w:r>
+            <w:r>
+              <w:t xml:space="preserve"> переписки</w:t>
+            </w:r>
+            <w:r>
+              <w:t xml:space="preserve">, профессиональных терминов, а полученные   результаты позволят </w:t>
+            </w:r>
+          </w:p>
+        </w:tc>
+      </w:tr>
+      <w:tr>
+        <w:tc>
+          <w:tcPr>
+            <w:tcW w:w="9247" w:type="dxa"/>
+          </w:tcPr>
+          <w:p>
+            <w:pPr>
+              <w:pStyle w:val="a3"/>
+              <w:ind w:firstLine="0"/>
+              <w:jc w:val="left"/>
+            </w:pPr>
+            <w:r>
+              <w:t>ускорить</w:t>
+            </w:r>
+            <w:r>
+              <w:t xml:space="preserve"> </w:t>
+            </w:r>
+            <w:r>
+              <w:t>обработку входящей корреспонденции сотрудниками компании.</w:t>
+            </w:r>
           </w:p>
         </w:tc>
       </w:tr>
@@ -1947,12 +2566,44 @@
           </w:tcPr>
           <w:p>
             <w:pPr>
-              <w:pStyle w:val="a3"/>
-              <w:ind w:firstLine="0"/>
-            </w:pPr>
-            <w:r>
+              <w:pStyle w:val="p1"/>
+              <w:rPr>
+                <w:rFonts w:ascii="Times New Roman" w:hAnsi="Times New Roman"/>
+                <w:color w:val="auto"/>
+                <w:sz w:val="24"/>
+                <w:szCs w:val="24"/>
+                <w:lang w:val="en-US"/>
+              </w:rPr>
+            </w:pPr>
+            <w:r>
+              <w:rPr>
+                <w:rFonts w:ascii="Times New Roman" w:hAnsi="Times New Roman"/>
+                <w:color w:val="auto"/>
+                <w:sz w:val="24"/>
+                <w:szCs w:val="24"/>
+                <w:lang w:val="en-US"/>
+              </w:rPr>
               <w:t>1.</w:t>
             </w:r>
+            <w:r>
+              <w:rPr>
+                <w:rFonts w:ascii="Times New Roman" w:hAnsi="Times New Roman"/>
+                <w:color w:val="auto"/>
+                <w:sz w:val="24"/>
+                <w:szCs w:val="24"/>
+                <w:lang w:val="en-US"/>
+              </w:rPr>
+              <w:t xml:space="preserve"> </w:t>
+            </w:r>
+            <w:r>
+              <w:rPr>
+                <w:rFonts w:ascii="Times New Roman" w:hAnsi="Times New Roman"/>
+                <w:color w:val="auto"/>
+                <w:sz w:val="24"/>
+                <w:szCs w:val="24"/>
+              </w:rPr>
+              <w:t xml:space="preserve">Devlin J. et al. — BERT: Pre-training of Deep Bidirectional Transformers for Language </w:t>
+            </w:r>
           </w:p>
         </w:tc>
       </w:tr>
@@ -1961,15 +2612,58 @@
           <w:tcPr>
             <w:tcW w:w="9247" w:type="dxa"/>
             <w:gridSpan w:val="4"/>
-          </w:tcPr>
-          <w:p>
-            <w:pPr>
-              <w:pStyle w:val="a3"/>
-              <w:ind w:firstLine="0"/>
-              <w:rPr>
-                <w:lang w:val="en-US"/>
-              </w:rPr>
-            </w:pPr>
+            <w:tcBorders>
+              <w:top w:val="nil"/>
+            </w:tcBorders>
+          </w:tcPr>
+          <w:p>
+            <w:pPr>
+              <w:pStyle w:val="p1"/>
+              <w:rPr>
+                <w:rFonts w:ascii="Times New Roman" w:hAnsi="Times New Roman"/>
+                <w:color w:val="auto"/>
+                <w:sz w:val="24"/>
+                <w:szCs w:val="24"/>
+              </w:rPr>
+            </w:pPr>
+            <w:proofErr w:type="spellStart"/>
+            <w:r>
+              <w:rPr>
+                <w:rFonts w:ascii="Times New Roman" w:hAnsi="Times New Roman"/>
+                <w:color w:val="auto"/>
+                <w:sz w:val="24"/>
+                <w:szCs w:val="24"/>
+              </w:rPr>
+              <w:t>Understanding</w:t>
+            </w:r>
+            <w:proofErr w:type="spellEnd"/>
+            <w:r>
+              <w:rPr>
+                <w:rFonts w:ascii="Times New Roman" w:hAnsi="Times New Roman"/>
+                <w:color w:val="auto"/>
+                <w:sz w:val="24"/>
+                <w:szCs w:val="24"/>
+              </w:rPr>
+              <w:t xml:space="preserve"> (2019) </w:t>
+            </w:r>
+            <w:r>
+              <w:rPr>
+                <w:rFonts w:ascii="Times New Roman" w:hAnsi="Times New Roman"/>
+                <w:color w:val="auto"/>
+                <w:sz w:val="24"/>
+                <w:szCs w:val="24"/>
+              </w:rPr>
+              <w:t>С</w:t>
+            </w:r>
+            <w:r>
+              <w:rPr>
+                <w:rFonts w:ascii="Times New Roman" w:hAnsi="Times New Roman"/>
+                <w:color w:val="auto"/>
+                <w:sz w:val="24"/>
+                <w:szCs w:val="24"/>
+              </w:rPr>
+              <w:t>татья, представляющая архитектуру BERT.</w:t>
+            </w:r>
           </w:p>
         </w:tc>
       </w:tr>
@@ -1978,21 +2672,87 @@
           <w:tcPr>
             <w:tcW w:w="9247" w:type="dxa"/>
             <w:gridSpan w:val="4"/>
-          </w:tcPr>
-          <w:p>
-            <w:pPr>
-              <w:pStyle w:val="a3"/>
-              <w:ind w:firstLine="0"/>
-              <w:rPr>
-                <w:szCs w:val="24"/>
-              </w:rPr>
-            </w:pPr>
-            <w:r>
-              <w:rPr>
-                <w:szCs w:val="24"/>
+            <w:tcBorders>
+              <w:top w:val="nil"/>
+            </w:tcBorders>
+          </w:tcPr>
+          <w:p>
+            <w:pPr>
+              <w:pStyle w:val="p1"/>
+              <w:rPr>
+                <w:rFonts w:ascii="Times New Roman" w:hAnsi="Times New Roman"/>
+                <w:color w:val="auto"/>
+                <w:sz w:val="24"/>
+                <w:szCs w:val="24"/>
+              </w:rPr>
+            </w:pPr>
+          </w:p>
+        </w:tc>
+      </w:tr>
+      <w:tr>
+        <w:tc>
+          <w:tcPr>
+            <w:tcW w:w="9247" w:type="dxa"/>
+            <w:gridSpan w:val="4"/>
+          </w:tcPr>
+          <w:p>
+            <w:pPr>
+              <w:pStyle w:val="a3"/>
+              <w:ind w:firstLine="0"/>
+              <w:rPr>
+                <w:szCs w:val="24"/>
+              </w:rPr>
+            </w:pPr>
+            <w:r>
+              <w:rPr>
+                <w:szCs w:val="24"/>
+                <w:lang w:val="en-US"/>
               </w:rPr>
               <w:t>2.</w:t>
             </w:r>
+            <w:r>
+              <w:rPr>
+                <w:szCs w:val="24"/>
+                <w:lang w:val="en-US"/>
+              </w:rPr>
+              <w:t xml:space="preserve"> </w:t>
+            </w:r>
+            <w:r>
+              <w:rPr>
+                <w:szCs w:val="24"/>
+                <w:lang w:val="en-US"/>
+              </w:rPr>
+              <w:t>Hu et al. (2022) — </w:t>
+            </w:r>
+            <w:proofErr w:type="spellStart"/>
+            <w:r>
+              <w:rPr>
+                <w:szCs w:val="24"/>
+                <w:lang w:val="en-US"/>
+              </w:rPr>
+              <w:t>LoRA</w:t>
+            </w:r>
+            <w:proofErr w:type="spellEnd"/>
+            <w:r>
+              <w:rPr>
+                <w:szCs w:val="24"/>
+                <w:lang w:val="en-US"/>
+              </w:rPr>
+              <w:t>: Low-Rank Adaptation of Large Language Models</w:t>
+            </w:r>
+            <w:r>
+              <w:rPr>
+                <w:szCs w:val="24"/>
+                <w:lang w:val="en-US"/>
+              </w:rPr>
+              <w:t xml:space="preserve">. </w:t>
+            </w:r>
+            <w:r>
+              <w:rPr>
+                <w:szCs w:val="24"/>
+              </w:rPr>
+              <w:t xml:space="preserve">Описание </w:t>
+            </w:r>
           </w:p>
         </w:tc>
       </w:tr>
@@ -2007,9 +2767,40 @@
               <w:pStyle w:val="a3"/>
               <w:ind w:firstLine="0"/>
               <w:rPr>
-                <w:lang w:val="en-US"/>
-              </w:rPr>
-            </w:pPr>
+                <w:szCs w:val="24"/>
+              </w:rPr>
+            </w:pPr>
+            <w:r>
+              <w:rPr>
+                <w:szCs w:val="24"/>
+              </w:rPr>
+              <w:t>Э</w:t>
+            </w:r>
+            <w:r>
+              <w:rPr>
+                <w:szCs w:val="24"/>
+              </w:rPr>
+              <w:t>ффективного</w:t>
+            </w:r>
+            <w:r>
+              <w:rPr>
+                <w:szCs w:val="24"/>
+              </w:rPr>
+              <w:t xml:space="preserve"> метода дообучения </w:t>
+            </w:r>
+            <w:r>
+              <w:rPr>
+                <w:szCs w:val="24"/>
+                <w:lang w:val="en-US"/>
+              </w:rPr>
+              <w:t>LLM</w:t>
+            </w:r>
+            <w:r>
+              <w:rPr>
+                <w:szCs w:val="24"/>
+              </w:rPr>
+              <w:t xml:space="preserve">, значительно снижающего требования к </w:t>
+            </w:r>
           </w:p>
         </w:tc>
       </w:tr>
@@ -2031,8 +2822,110 @@
               <w:rPr>
                 <w:szCs w:val="24"/>
               </w:rPr>
+              <w:t>в</w:t>
+            </w:r>
+            <w:r>
+              <w:rPr>
+                <w:szCs w:val="24"/>
+              </w:rPr>
+              <w:t>ычислительным</w:t>
+            </w:r>
+            <w:r>
+              <w:rPr>
+                <w:szCs w:val="24"/>
+              </w:rPr>
+              <w:t xml:space="preserve"> ресурсам.</w:t>
+            </w:r>
+          </w:p>
+        </w:tc>
+      </w:tr>
+      <w:tr>
+        <w:tc>
+          <w:tcPr>
+            <w:tcW w:w="9247" w:type="dxa"/>
+            <w:gridSpan w:val="4"/>
+          </w:tcPr>
+          <w:p>
+            <w:pPr>
+              <w:pStyle w:val="a3"/>
+              <w:ind w:firstLine="0"/>
+              <w:rPr>
+                <w:szCs w:val="24"/>
+              </w:rPr>
+            </w:pPr>
+          </w:p>
+        </w:tc>
+      </w:tr>
+      <w:tr>
+        <w:tc>
+          <w:tcPr>
+            <w:tcW w:w="9247" w:type="dxa"/>
+            <w:gridSpan w:val="4"/>
+          </w:tcPr>
+          <w:p>
+            <w:pPr>
+              <w:pStyle w:val="a3"/>
+              <w:ind w:firstLine="0"/>
+              <w:rPr>
+                <w:szCs w:val="24"/>
+                <w:lang w:val="en-US"/>
+              </w:rPr>
+            </w:pPr>
+            <w:r>
+              <w:rPr>
+                <w:szCs w:val="24"/>
+                <w:lang w:val="en-US"/>
+              </w:rPr>
               <w:t>3.</w:t>
             </w:r>
+            <w:r>
+              <w:rPr>
+                <w:rFonts w:ascii="-webkit-standard" w:hAnsi="-webkit-standard"/>
+                <w:color w:val="000000"/>
+                <w:szCs w:val="24"/>
+                <w:lang w:val="en-US"/>
+              </w:rPr>
+              <w:t xml:space="preserve"> </w:t>
+            </w:r>
+            <w:r>
+              <w:rPr>
+                <w:szCs w:val="24"/>
+                <w:lang w:val="en-US"/>
+              </w:rPr>
+              <w:t xml:space="preserve">Brown T. </w:t>
+            </w:r>
+            <w:proofErr w:type="spellStart"/>
+            <w:r>
+              <w:rPr>
+                <w:szCs w:val="24"/>
+                <w:lang w:val="en-US"/>
+              </w:rPr>
+              <w:t>et</w:t>
+            </w:r>
+            <w:proofErr w:type="spellEnd"/>
+            <w:r>
+              <w:rPr>
+                <w:szCs w:val="24"/>
+                <w:lang w:val="en-US"/>
+              </w:rPr>
+              <w:t xml:space="preserve"> </w:t>
+            </w:r>
+            <w:proofErr w:type="spellStart"/>
+            <w:r>
+              <w:rPr>
+                <w:szCs w:val="24"/>
+                <w:lang w:val="en-US"/>
+              </w:rPr>
+              <w:t>al</w:t>
+            </w:r>
+            <w:proofErr w:type="spellEnd"/>
+            <w:r>
+              <w:rPr>
+                <w:szCs w:val="24"/>
+                <w:lang w:val="en-US"/>
+              </w:rPr>
+              <w:t>. — Language Models are Few-Shot Learners (2020)</w:t>
+            </w:r>
           </w:p>
         </w:tc>
       </w:tr>
@@ -2049,6 +2942,56 @@
               <w:rPr>
                 <w:szCs w:val="24"/>
                 <w:lang w:val="en-US"/>
+              </w:rPr>
+            </w:pPr>
+            <w:r>
+              <w:rPr>
+                <w:szCs w:val="24"/>
+              </w:rPr>
+              <w:t xml:space="preserve">Статья о способности моделей решать задачи с подходом </w:t>
+            </w:r>
+            <w:r>
+              <w:rPr>
+                <w:szCs w:val="24"/>
+                <w:lang w:val="en-US"/>
+              </w:rPr>
+              <w:t>Few</w:t>
+            </w:r>
+            <w:r>
+              <w:rPr>
+                <w:szCs w:val="24"/>
+              </w:rPr>
+              <w:t>-</w:t>
+            </w:r>
+            <w:r>
+              <w:rPr>
+                <w:szCs w:val="24"/>
+                <w:lang w:val="en-US"/>
+              </w:rPr>
+              <w:t>Shot</w:t>
+            </w:r>
+            <w:r>
+              <w:rPr>
+                <w:szCs w:val="24"/>
+                <w:lang w:val="en-US"/>
+              </w:rPr>
+              <w:t>s</w:t>
+            </w:r>
+          </w:p>
+        </w:tc>
+      </w:tr>
+      <w:tr>
+        <w:tc>
+          <w:tcPr>
+            <w:tcW w:w="9247" w:type="dxa"/>
+            <w:gridSpan w:val="4"/>
+          </w:tcPr>
+          <w:p>
+            <w:pPr>
+              <w:pStyle w:val="a3"/>
+              <w:ind w:firstLine="0"/>
+              <w:rPr>
+                <w:szCs w:val="24"/>
               </w:rPr>
             </w:pPr>
           </w:p>
@@ -2065,17 +3008,41 @@
           </w:tcPr>
           <w:p>
             <w:pPr>
-              <w:pStyle w:val="a3"/>
-              <w:ind w:firstLine="0"/>
-              <w:rPr>
-                <w:szCs w:val="24"/>
-              </w:rPr>
-            </w:pPr>
-            <w:r>
-              <w:rPr>
-                <w:szCs w:val="24"/>
+              <w:pStyle w:val="p1"/>
+              <w:rPr>
+                <w:szCs w:val="24"/>
+                <w:lang w:val="en-US"/>
+              </w:rPr>
+            </w:pPr>
+            <w:r>
+              <w:rPr>
+                <w:rFonts w:ascii="Times New Roman" w:hAnsi="Times New Roman"/>
+                <w:color w:val="auto"/>
+                <w:sz w:val="24"/>
+                <w:szCs w:val="20"/>
+                <w:lang w:val="en-US"/>
               </w:rPr>
               <w:t>4.</w:t>
+            </w:r>
+            <w:r>
+              <w:rPr>
+                <w:rFonts w:ascii="Times New Roman" w:hAnsi="Times New Roman"/>
+                <w:color w:val="auto"/>
+                <w:sz w:val="24"/>
+                <w:szCs w:val="20"/>
+                <w:lang w:val="en-US"/>
+              </w:rPr>
+              <w:t xml:space="preserve"> </w:t>
+            </w:r>
+            <w:r>
+              <w:rPr>
+                <w:rFonts w:ascii="Times New Roman" w:hAnsi="Times New Roman"/>
+                <w:color w:val="auto"/>
+                <w:sz w:val="24"/>
+                <w:szCs w:val="24"/>
+                <w:lang w:val="en-US"/>
+              </w:rPr>
+              <w:t xml:space="preserve">Ding N. et al. — Delta Tuning: A Comprehensive Study of Parameter Efficient Methods </w:t>
             </w:r>
           </w:p>
         </w:tc>
@@ -2097,6 +3064,32 @@
                 <w:lang w:val="en-US"/>
               </w:rPr>
             </w:pPr>
+            <w:r>
+              <w:rPr>
+                <w:szCs w:val="24"/>
+                <w:lang w:val="en-US"/>
+              </w:rPr>
+              <w:t>for Pre-trained Language Models (2023)</w:t>
+            </w:r>
+            <w:r>
+              <w:rPr>
+                <w:szCs w:val="24"/>
+                <w:lang w:val="en-US"/>
+              </w:rPr>
+              <w:t xml:space="preserve"> </w:t>
+            </w:r>
+            <w:r>
+              <w:rPr>
+                <w:szCs w:val="24"/>
+              </w:rPr>
+              <w:t>Об</w:t>
+            </w:r>
+            <w:r>
+              <w:rPr>
+                <w:szCs w:val="24"/>
+              </w:rPr>
+              <w:t xml:space="preserve">зорная статья, систематизирующая методы </w:t>
+            </w:r>
           </w:p>
         </w:tc>
       </w:tr>
@@ -2113,9 +3106,54 @@
             <w:pPr>
               <w:pStyle w:val="a3"/>
               <w:ind w:firstLine="0"/>
-            </w:pPr>
-            <w:r>
-              <w:t>5.</w:t>
+              <w:rPr>
+                <w:szCs w:val="24"/>
+              </w:rPr>
+            </w:pPr>
+            <w:r>
+              <w:rPr>
+                <w:szCs w:val="24"/>
+              </w:rPr>
+              <w:t xml:space="preserve">эффективного дообучения (PEFT): адаптеры, </w:t>
+            </w:r>
+            <w:proofErr w:type="spellStart"/>
+            <w:r>
+              <w:rPr>
+                <w:szCs w:val="24"/>
+              </w:rPr>
+              <w:t>LoRA</w:t>
+            </w:r>
+            <w:proofErr w:type="spellEnd"/>
+            <w:r>
+              <w:rPr>
+                <w:szCs w:val="24"/>
+              </w:rPr>
+              <w:t xml:space="preserve">, </w:t>
+            </w:r>
+            <w:proofErr w:type="spellStart"/>
+            <w:r>
+              <w:rPr>
+                <w:szCs w:val="24"/>
+              </w:rPr>
+              <w:t>prefix-tuning</w:t>
+            </w:r>
+            <w:proofErr w:type="spellEnd"/>
+            <w:r>
+              <w:rPr>
+                <w:szCs w:val="24"/>
+              </w:rPr>
+              <w:t xml:space="preserve"> и другие.</w:t>
+            </w:r>
+            <w:r>
+              <w:rPr>
+                <w:rStyle w:val="apple-converted-space"/>
+                <w:rFonts w:ascii="-webkit-standard" w:eastAsiaTheme="majorEastAsia" w:hAnsi="-webkit-standard"/>
+                <w:color w:val="000000"/>
+                <w:sz w:val="27"/>
+                <w:szCs w:val="27"/>
+                <w:lang w:val="en-US"/>
+              </w:rPr>
+              <w:t> </w:t>
             </w:r>
           </w:p>
         </w:tc>
@@ -2134,7 +3172,7 @@
               <w:pStyle w:val="a3"/>
               <w:ind w:firstLine="0"/>
               <w:rPr>
-                <w:lang w:val="en-US"/>
+                <w:szCs w:val="24"/>
               </w:rPr>
             </w:pPr>
           </w:p>
@@ -2151,12 +3189,112 @@
           </w:tcPr>
           <w:p>
             <w:pPr>
+              <w:pStyle w:val="p1"/>
+              <w:rPr>
+                <w:rFonts w:ascii="Times New Roman" w:hAnsi="Times New Roman"/>
+                <w:color w:val="auto"/>
+                <w:sz w:val="24"/>
+                <w:szCs w:val="20"/>
+                <w:lang w:val="en-US"/>
+              </w:rPr>
+            </w:pPr>
+            <w:r>
+              <w:rPr>
+                <w:rFonts w:ascii="Times New Roman" w:hAnsi="Times New Roman"/>
+                <w:color w:val="auto"/>
+                <w:sz w:val="24"/>
+                <w:szCs w:val="20"/>
+                <w:lang w:val="en-US"/>
+              </w:rPr>
+              <w:t>5.</w:t>
+            </w:r>
+            <w:r>
+              <w:rPr>
+                <w:rFonts w:ascii="Times New Roman" w:hAnsi="Times New Roman"/>
+                <w:color w:val="auto"/>
+                <w:sz w:val="24"/>
+                <w:szCs w:val="20"/>
+                <w:lang w:val="en-US"/>
+              </w:rPr>
+              <w:t xml:space="preserve"> </w:t>
+            </w:r>
+            <w:r>
+              <w:rPr>
+                <w:rFonts w:ascii="Times New Roman" w:hAnsi="Times New Roman"/>
+                <w:color w:val="auto"/>
+                <w:sz w:val="24"/>
+                <w:szCs w:val="20"/>
+                <w:lang w:val="en-US"/>
+              </w:rPr>
+              <w:t>Tunstall L. et al. — Natural Language Processing with Transformers (2022)</w:t>
+            </w:r>
+          </w:p>
+        </w:tc>
+      </w:tr>
+      <w:tr>
+        <w:tc>
+          <w:tcPr>
+            <w:tcW w:w="9247" w:type="dxa"/>
+            <w:gridSpan w:val="4"/>
+            <w:tcBorders>
+              <w:bottom w:val="nil"/>
+            </w:tcBorders>
+          </w:tcPr>
+          <w:p>
+            <w:pPr>
+              <w:pStyle w:val="p1"/>
+              <w:rPr>
+                <w:rFonts w:ascii="Times New Roman" w:hAnsi="Times New Roman"/>
+                <w:color w:val="auto"/>
+                <w:sz w:val="24"/>
+                <w:szCs w:val="20"/>
+              </w:rPr>
+            </w:pPr>
+            <w:r>
+              <w:rPr>
+                <w:rFonts w:ascii="Times New Roman" w:hAnsi="Times New Roman"/>
+                <w:color w:val="auto"/>
+                <w:sz w:val="24"/>
+                <w:szCs w:val="20"/>
+              </w:rPr>
+              <w:t xml:space="preserve">Практическое руководство по применению трансформеров для задач </w:t>
+            </w:r>
+            <w:r>
+              <w:rPr>
+                <w:rFonts w:ascii="Times New Roman" w:hAnsi="Times New Roman"/>
+                <w:color w:val="auto"/>
+                <w:sz w:val="24"/>
+                <w:szCs w:val="20"/>
+                <w:lang w:val="en-US"/>
+              </w:rPr>
+              <w:t>NLP</w:t>
+            </w:r>
+            <w:r>
+              <w:rPr>
+                <w:rFonts w:ascii="Times New Roman" w:hAnsi="Times New Roman"/>
+                <w:color w:val="auto"/>
+                <w:sz w:val="24"/>
+                <w:szCs w:val="20"/>
+              </w:rPr>
+              <w:t>.</w:t>
+            </w:r>
+          </w:p>
+        </w:tc>
+      </w:tr>
+      <w:tr>
+        <w:tc>
+          <w:tcPr>
+            <w:tcW w:w="9247" w:type="dxa"/>
+            <w:gridSpan w:val="4"/>
+            <w:tcBorders>
+              <w:bottom w:val="nil"/>
+            </w:tcBorders>
+          </w:tcPr>
+          <w:p>
+            <w:pPr>
               <w:pStyle w:val="a3"/>
               <w:ind w:firstLine="0"/>
               <w:jc w:val="center"/>
-              <w:rPr>
-                <w:lang w:val="en-US"/>
-              </w:rPr>
             </w:pPr>
           </w:p>
         </w:tc>
@@ -2369,8 +3507,16 @@
               <w:jc w:val="left"/>
               <w:rPr>
                 <w:szCs w:val="24"/>
-              </w:rPr>
-            </w:pPr>
+                <w:lang w:val="en-US"/>
+              </w:rPr>
+            </w:pPr>
+            <w:r>
+              <w:rPr>
+                <w:szCs w:val="24"/>
+                <w:lang w:val="en-US"/>
+              </w:rPr>
+              <w:t>EDA</w:t>
+            </w:r>
           </w:p>
         </w:tc>
         <w:tc>
@@ -2390,6 +3536,34 @@
                 <w:lang w:val="en-US"/>
               </w:rPr>
             </w:pPr>
+            <w:r>
+              <w:rPr>
+                <w:color w:val="000000"/>
+                <w:szCs w:val="24"/>
+              </w:rPr>
+              <w:t>09.02 –</w:t>
+            </w:r>
+            <w:r>
+              <w:rPr>
+                <w:color w:val="000000"/>
+                <w:szCs w:val="24"/>
+              </w:rPr>
+              <w:t>25</w:t>
+            </w:r>
+            <w:r>
+              <w:rPr>
+                <w:color w:val="000000"/>
+                <w:szCs w:val="24"/>
+              </w:rPr>
+              <w:t>.0</w:t>
+            </w:r>
+            <w:r>
+              <w:rPr>
+                <w:color w:val="000000"/>
+                <w:szCs w:val="24"/>
+              </w:rPr>
+              <w:t>2</w:t>
+            </w:r>
           </w:p>
         </w:tc>
         <w:tc>
@@ -2452,8 +3626,38 @@
               <w:jc w:val="left"/>
               <w:rPr>
                 <w:szCs w:val="24"/>
-              </w:rPr>
-            </w:pPr>
+                <w:lang w:val="en-US"/>
+              </w:rPr>
+            </w:pPr>
+            <w:r>
+              <w:rPr>
+                <w:lang w:val="en-US"/>
+              </w:rPr>
+              <w:t>F</w:t>
+            </w:r>
+            <w:r>
+              <w:rPr>
+                <w:lang w:val="en-US"/>
+              </w:rPr>
+              <w:t>ew</w:t>
+            </w:r>
+            <w:r>
+              <w:t>-</w:t>
+            </w:r>
+            <w:proofErr w:type="spellStart"/>
+            <w:r>
+              <w:t>shot</w:t>
+            </w:r>
+            <w:proofErr w:type="spellEnd"/>
+            <w:r>
+              <w:t xml:space="preserve"> </w:t>
+            </w:r>
+            <w:r>
+              <w:t>классификаци</w:t>
+            </w:r>
+            <w:r>
+              <w:t>я</w:t>
+            </w:r>
           </w:p>
         </w:tc>
         <w:tc>
@@ -2473,6 +3677,41 @@
                 <w:lang w:val="en-US"/>
               </w:rPr>
             </w:pPr>
+            <w:r>
+              <w:rPr>
+                <w:color w:val="000000"/>
+                <w:szCs w:val="24"/>
+              </w:rPr>
+              <w:t>2</w:t>
+            </w:r>
+            <w:r>
+              <w:rPr>
+                <w:color w:val="000000"/>
+                <w:szCs w:val="24"/>
+              </w:rPr>
+              <w:t>5</w:t>
+            </w:r>
+            <w:r>
+              <w:rPr>
+                <w:color w:val="000000"/>
+                <w:szCs w:val="24"/>
+              </w:rPr>
+              <w:t>.02–</w:t>
+            </w:r>
+            <w:r>
+              <w:rPr>
+                <w:color w:val="000000"/>
+                <w:szCs w:val="24"/>
+              </w:rPr>
+              <w:t>11</w:t>
+            </w:r>
+            <w:r>
+              <w:rPr>
+                <w:color w:val="000000"/>
+                <w:szCs w:val="24"/>
+              </w:rPr>
+              <w:t>.03</w:t>
+            </w:r>
           </w:p>
         </w:tc>
         <w:tc>
@@ -2537,6 +3776,18 @@
                 <w:szCs w:val="24"/>
               </w:rPr>
             </w:pPr>
+            <w:r>
+              <w:t>Анализ существующих методов дообучения</w:t>
+            </w:r>
+            <w:r>
+              <w:t xml:space="preserve"> </w:t>
+            </w:r>
+            <w:r>
+              <w:rPr>
+                <w:lang w:val="en-US"/>
+              </w:rPr>
+              <w:t>LLM</w:t>
+            </w:r>
           </w:p>
         </w:tc>
         <w:tc>
@@ -2556,6 +3807,20 @@
                 <w:lang w:val="en-US"/>
               </w:rPr>
             </w:pPr>
+            <w:r>
+              <w:rPr>
+                <w:color w:val="000000"/>
+                <w:szCs w:val="24"/>
+              </w:rPr>
+              <w:t>1</w:t>
+            </w:r>
+            <w:r>
+              <w:rPr>
+                <w:color w:val="000000"/>
+                <w:szCs w:val="24"/>
+              </w:rPr>
+              <w:t>1.03–25.03</w:t>
+            </w:r>
           </w:p>
         </w:tc>
         <w:tc>
@@ -2620,6 +3885,24 @@
                 <w:szCs w:val="24"/>
               </w:rPr>
             </w:pPr>
+            <w:r>
+              <w:t xml:space="preserve">Анализ </w:t>
+            </w:r>
+            <w:r>
+              <w:rPr>
+                <w:lang w:val="en-US"/>
+              </w:rPr>
+              <w:t>LLM</w:t>
+            </w:r>
+            <w:r>
+              <w:t xml:space="preserve"> для классификации русскоязычных</w:t>
+            </w:r>
+            <w:r>
+              <w:t xml:space="preserve"> </w:t>
+            </w:r>
+            <w:r>
+              <w:t>текстов</w:t>
+            </w:r>
           </w:p>
         </w:tc>
         <w:tc>
@@ -2639,6 +3922,270 @@
                 <w:lang w:val="en-US"/>
               </w:rPr>
             </w:pPr>
+            <w:r>
+              <w:rPr>
+                <w:color w:val="000000"/>
+                <w:szCs w:val="24"/>
+                <w:lang w:val="en-US"/>
+              </w:rPr>
+              <w:t>2</w:t>
+            </w:r>
+            <w:r>
+              <w:rPr>
+                <w:color w:val="000000"/>
+                <w:szCs w:val="24"/>
+              </w:rPr>
+              <w:t>6</w:t>
+            </w:r>
+            <w:r>
+              <w:rPr>
+                <w:color w:val="000000"/>
+                <w:szCs w:val="24"/>
+              </w:rPr>
+              <w:t>.03–0</w:t>
+            </w:r>
+            <w:r>
+              <w:rPr>
+                <w:color w:val="000000"/>
+                <w:szCs w:val="24"/>
+                <w:lang w:val="en-US"/>
+              </w:rPr>
+              <w:t>8</w:t>
+            </w:r>
+            <w:r>
+              <w:rPr>
+                <w:color w:val="000000"/>
+                <w:szCs w:val="24"/>
+              </w:rPr>
+              <w:t>.04</w:t>
+            </w:r>
+          </w:p>
+        </w:tc>
+        <w:tc>
+          <w:tcPr>
+            <w:tcW w:w="2246" w:type="dxa"/>
+            <w:tcBorders>
+              <w:top w:val="single" w:sz="4" w:space="0" w:color="auto"/>
+              <w:bottom w:val="single" w:sz="4" w:space="0" w:color="auto"/>
+              <w:right w:val="single" w:sz="4" w:space="0" w:color="auto"/>
+            </w:tcBorders>
+          </w:tcPr>
+          <w:p>
+            <w:pPr>
+              <w:pStyle w:val="a3"/>
+              <w:ind w:firstLine="0"/>
+              <w:jc w:val="center"/>
+            </w:pPr>
+            <w:r>
+              <w:t>письменная</w:t>
+            </w:r>
+          </w:p>
+        </w:tc>
+      </w:tr>
+      <w:tr>
+        <w:trPr>
+          <w:trHeight w:val="304"/>
+        </w:trPr>
+        <w:tc>
+          <w:tcPr>
+            <w:tcW w:w="841" w:type="dxa"/>
+            <w:tcBorders>
+              <w:top w:val="single" w:sz="4" w:space="0" w:color="auto"/>
+              <w:left w:val="single" w:sz="4" w:space="0" w:color="auto"/>
+              <w:bottom w:val="single" w:sz="4" w:space="0" w:color="auto"/>
+            </w:tcBorders>
+          </w:tcPr>
+          <w:p>
+            <w:pPr>
+              <w:pStyle w:val="a3"/>
+              <w:ind w:firstLine="0"/>
+              <w:jc w:val="center"/>
+            </w:pPr>
+            <w:r>
+              <w:t>5</w:t>
+            </w:r>
+          </w:p>
+        </w:tc>
+        <w:tc>
+          <w:tcPr>
+            <w:tcW w:w="3911" w:type="dxa"/>
+            <w:tcBorders>
+              <w:top w:val="single" w:sz="4" w:space="0" w:color="auto"/>
+              <w:bottom w:val="single" w:sz="4" w:space="0" w:color="auto"/>
+            </w:tcBorders>
+          </w:tcPr>
+          <w:p>
+            <w:pPr>
+              <w:pStyle w:val="a3"/>
+              <w:ind w:firstLine="0"/>
+              <w:jc w:val="left"/>
+              <w:rPr>
+                <w:szCs w:val="24"/>
+              </w:rPr>
+            </w:pPr>
+            <w:r>
+              <w:t>Э</w:t>
+            </w:r>
+            <w:r>
+              <w:t>ксперимент</w:t>
+            </w:r>
+            <w:r>
+              <w:t>ы</w:t>
+            </w:r>
+            <w:r>
+              <w:t xml:space="preserve"> по дообучению</w:t>
+            </w:r>
+            <w:r>
+              <w:t xml:space="preserve"> </w:t>
+            </w:r>
+            <w:r>
+              <w:rPr>
+                <w:lang w:val="en-US"/>
+              </w:rPr>
+              <w:t>LLM</w:t>
+            </w:r>
+            <w:r>
+              <w:t xml:space="preserve"> </w:t>
+            </w:r>
+            <w:r>
+              <w:t>на реальных данных.</w:t>
+            </w:r>
+          </w:p>
+        </w:tc>
+        <w:tc>
+          <w:tcPr>
+            <w:tcW w:w="2249" w:type="dxa"/>
+            <w:tcBorders>
+              <w:top w:val="single" w:sz="4" w:space="0" w:color="auto"/>
+              <w:bottom w:val="single" w:sz="4" w:space="0" w:color="auto"/>
+            </w:tcBorders>
+          </w:tcPr>
+          <w:p>
+            <w:pPr>
+              <w:pStyle w:val="a3"/>
+              <w:ind w:firstLine="0"/>
+              <w:jc w:val="center"/>
+              <w:rPr>
+                <w:lang w:val="en-US"/>
+              </w:rPr>
+            </w:pPr>
+            <w:r>
+              <w:rPr>
+                <w:color w:val="000000"/>
+                <w:szCs w:val="24"/>
+              </w:rPr>
+              <w:t>0</w:t>
+            </w:r>
+            <w:r>
+              <w:rPr>
+                <w:color w:val="000000"/>
+                <w:szCs w:val="24"/>
+              </w:rPr>
+              <w:t>9</w:t>
+            </w:r>
+            <w:r>
+              <w:rPr>
+                <w:color w:val="000000"/>
+                <w:szCs w:val="24"/>
+              </w:rPr>
+              <w:t>.04–24.04</w:t>
+            </w:r>
+          </w:p>
+        </w:tc>
+        <w:tc>
+          <w:tcPr>
+            <w:tcW w:w="2246" w:type="dxa"/>
+            <w:tcBorders>
+              <w:top w:val="single" w:sz="4" w:space="0" w:color="auto"/>
+              <w:bottom w:val="single" w:sz="4" w:space="0" w:color="auto"/>
+              <w:right w:val="single" w:sz="4" w:space="0" w:color="auto"/>
+            </w:tcBorders>
+          </w:tcPr>
+          <w:p>
+            <w:pPr>
+              <w:pStyle w:val="a3"/>
+              <w:ind w:firstLine="0"/>
+              <w:jc w:val="center"/>
+            </w:pPr>
+            <w:r>
+              <w:t>письменная</w:t>
+            </w:r>
+          </w:p>
+        </w:tc>
+      </w:tr>
+      <w:tr>
+        <w:trPr>
+          <w:trHeight w:val="304"/>
+        </w:trPr>
+        <w:tc>
+          <w:tcPr>
+            <w:tcW w:w="841" w:type="dxa"/>
+            <w:tcBorders>
+              <w:top w:val="single" w:sz="4" w:space="0" w:color="auto"/>
+              <w:left w:val="single" w:sz="4" w:space="0" w:color="auto"/>
+              <w:bottom w:val="single" w:sz="4" w:space="0" w:color="auto"/>
+            </w:tcBorders>
+          </w:tcPr>
+          <w:p>
+            <w:pPr>
+              <w:pStyle w:val="a3"/>
+              <w:ind w:firstLine="0"/>
+              <w:jc w:val="center"/>
+            </w:pPr>
+            <w:r>
+              <w:t>6</w:t>
+            </w:r>
+          </w:p>
+        </w:tc>
+        <w:tc>
+          <w:tcPr>
+            <w:tcW w:w="3911" w:type="dxa"/>
+            <w:tcBorders>
+              <w:top w:val="single" w:sz="4" w:space="0" w:color="auto"/>
+              <w:bottom w:val="single" w:sz="4" w:space="0" w:color="auto"/>
+            </w:tcBorders>
+          </w:tcPr>
+          <w:p>
+            <w:pPr>
+              <w:pStyle w:val="a3"/>
+              <w:ind w:firstLine="0"/>
+              <w:jc w:val="left"/>
+              <w:rPr>
+                <w:szCs w:val="24"/>
+              </w:rPr>
+            </w:pPr>
+            <w:r>
+              <w:rPr>
+                <w:szCs w:val="24"/>
+              </w:rPr>
+              <w:t>Финальное оформление</w:t>
+            </w:r>
+          </w:p>
+        </w:tc>
+        <w:tc>
+          <w:tcPr>
+            <w:tcW w:w="2249" w:type="dxa"/>
+            <w:tcBorders>
+              <w:top w:val="single" w:sz="4" w:space="0" w:color="auto"/>
+              <w:bottom w:val="single" w:sz="4" w:space="0" w:color="auto"/>
+            </w:tcBorders>
+          </w:tcPr>
+          <w:p>
+            <w:pPr>
+              <w:pStyle w:val="a3"/>
+              <w:ind w:firstLine="0"/>
+              <w:jc w:val="center"/>
+              <w:rPr>
+                <w:lang w:val="en-US"/>
+              </w:rPr>
+            </w:pPr>
+            <w:r>
+              <w:rPr>
+                <w:color w:val="000000"/>
+                <w:szCs w:val="24"/>
+              </w:rPr>
+              <w:t>25.04 - 20.05</w:t>
+            </w:r>
           </w:p>
         </w:tc>
         <w:tc>
@@ -3278,7 +4825,7 @@
     <w:lsdException w:name="Date" w:semiHidden="1" w:unhideWhenUsed="1"/>
     <w:lsdException w:name="Body Text First Indent" w:semiHidden="1" w:unhideWhenUsed="1"/>
     <w:lsdException w:name="Strong" w:locked="1" w:uiPriority="0" w:qFormat="1"/>
-    <w:lsdException w:name="Emphasis" w:locked="1" w:uiPriority="0" w:qFormat="1"/>
+    <w:lsdException w:name="Emphasis" w:locked="1" w:uiPriority="20" w:qFormat="1"/>
     <w:lsdException w:name="Normal Table" w:semiHidden="1" w:unhideWhenUsed="1"/>
     <w:lsdException w:name="Table Simple 1" w:semiHidden="1" w:unhideWhenUsed="1"/>
     <w:lsdException w:name="Table Simple 2" w:semiHidden="1" w:unhideWhenUsed="1"/>
@@ -3793,6 +5340,39 @@
       </w:tblBorders>
     </w:tblPr>
   </w:style>
+  <w:style w:type="character" w:customStyle="1" w:styleId="apple-converted-space">
+    <w:name w:val="apple-converted-space"/>
+    <w:basedOn w:val="a0"/>
+    <w:rsid w:val="00090BE1"/>
+  </w:style>
+  <w:style w:type="character" w:styleId="a9">
+    <w:name w:val="Emphasis"/>
+    <w:basedOn w:val="a0"/>
+    <w:uiPriority w:val="20"/>
+    <w:qFormat/>
+    <w:locked/>
+    <w:rsid w:val="00090BE1"/>
+    <w:rPr>
+      <w:i/>
+      <w:iCs/>
+    </w:rPr>
+  </w:style>
+  <w:style w:type="paragraph" w:customStyle="1" w:styleId="p1">
+    <w:name w:val="p1"/>
+    <w:basedOn w:val="a"/>
+    <w:rsid w:val="00090BE1"/>
+    <w:rPr>
+      <w:rFonts w:ascii="Helvetica" w:hAnsi="Helvetica"/>
+      <w:color w:val="000000"/>
+      <w:sz w:val="21"/>
+      <w:szCs w:val="21"/>
+    </w:rPr>
+  </w:style>
+  <w:style w:type="character" w:customStyle="1" w:styleId="whitespace-normal">
+    <w:name w:val="whitespace-normal"/>
+    <w:basedOn w:val="a0"/>
+    <w:rsid w:val="008273EC"/>
+  </w:style>
 </w:styles>
 </file>
 

--- a/text/Задание_на_вкр/Задание на ВКР ТураносовКВ .docx
+++ b/text/Задание_на_вкр/Задание на ВКР ТураносовКВ .docx
@@ -578,9 +578,9 @@
         <w:tblLook w:val="04A0" w:firstRow="1" w:lastRow="0" w:firstColumn="1" w:lastColumn="0" w:noHBand="0" w:noVBand="1"/>
       </w:tblPr>
       <w:tblGrid>
-        <w:gridCol w:w="3329"/>
+        <w:gridCol w:w="3330"/>
         <w:gridCol w:w="2596"/>
-        <w:gridCol w:w="3038"/>
+        <w:gridCol w:w="3037"/>
       </w:tblGrid>
       <w:tr>
         <w:tc>
@@ -835,49 +835,13 @@
               </w:rPr>
               <w:br/>
             </w:r>
-            <w:proofErr w:type="spellStart"/>
             <w:r>
               <w:rPr>
                 <w:bCs/>
                 <w:sz w:val="28"/>
                 <w:szCs w:val="28"/>
               </w:rPr>
-              <w:t>Костомаха</w:t>
-            </w:r>
-            <w:proofErr w:type="spellEnd"/>
-            <w:r>
-              <w:rPr>
-                <w:bCs/>
-                <w:sz w:val="28"/>
-                <w:szCs w:val="28"/>
-              </w:rPr>
-              <w:t xml:space="preserve"> И</w:t>
-            </w:r>
-            <w:r>
-              <w:rPr>
-                <w:bCs/>
-                <w:sz w:val="28"/>
-                <w:szCs w:val="28"/>
-                <w:lang w:val="en-US"/>
-              </w:rPr>
-              <w:t>.</w:t>
-            </w:r>
-            <w:r>
-              <w:rPr>
-                <w:bCs/>
-                <w:sz w:val="28"/>
-                <w:szCs w:val="28"/>
-              </w:rPr>
-              <w:t>А</w:t>
-            </w:r>
-            <w:r>
-              <w:rPr>
-                <w:bCs/>
-                <w:sz w:val="28"/>
-                <w:szCs w:val="28"/>
-                <w:lang w:val="en-US"/>
-              </w:rPr>
-              <w:t>.</w:t>
+              <w:t>Золотарев А. М.</w:t>
             </w:r>
           </w:p>
         </w:tc>
@@ -1338,13 +1302,7 @@
               <w:t xml:space="preserve"> </w:t>
             </w:r>
             <w:r>
-              <w:t xml:space="preserve">Проведение </w:t>
-            </w:r>
-            <w:r>
-              <w:t>разведывательного</w:t>
-            </w:r>
-            <w:r>
-              <w:t xml:space="preserve"> анализа данных;</w:t>
+              <w:t>Проведение разведывательного анализа данных;</w:t>
             </w:r>
           </w:p>
         </w:tc>
@@ -1633,79 +1591,61 @@
               <w:t>компании ежедневно получают тысячи писем. С</w:t>
             </w:r>
             <w:r>
+              <w:t xml:space="preserve"> ростом </w:t>
+            </w:r>
+          </w:p>
+        </w:tc>
+      </w:tr>
+      <w:tr>
+        <w:tc>
+          <w:tcPr>
+            <w:tcW w:w="9247" w:type="dxa"/>
+          </w:tcPr>
+          <w:p>
+            <w:pPr>
+              <w:pStyle w:val="a3"/>
+              <w:ind w:firstLine="0"/>
+            </w:pPr>
+            <w:r>
+              <w:t xml:space="preserve">количества </w:t>
+            </w:r>
+            <w:r>
+              <w:t>корреспонденции возникает необходимость автоматизации</w:t>
+            </w:r>
+            <w:r>
               <w:t xml:space="preserve"> </w:t>
             </w:r>
-            <w:r>
-              <w:t>ростом</w:t>
-            </w:r>
-            <w:r>
-              <w:t xml:space="preserve"> </w:t>
-            </w:r>
-          </w:p>
-        </w:tc>
-      </w:tr>
-      <w:tr>
-        <w:tc>
-          <w:tcPr>
-            <w:tcW w:w="9247" w:type="dxa"/>
-          </w:tcPr>
-          <w:p>
-            <w:pPr>
-              <w:pStyle w:val="a3"/>
-              <w:ind w:firstLine="0"/>
-            </w:pPr>
-            <w:r>
-              <w:t>количества</w:t>
-            </w:r>
-            <w:r>
-              <w:t xml:space="preserve"> </w:t>
-            </w:r>
-            <w:r>
-              <w:t>корреспонденции возникает необходимость автоматизации</w:t>
-            </w:r>
-            <w:r>
-              <w:t xml:space="preserve"> </w:t>
-            </w:r>
-          </w:p>
-        </w:tc>
-      </w:tr>
-      <w:tr>
-        <w:tc>
-          <w:tcPr>
-            <w:tcW w:w="9247" w:type="dxa"/>
-          </w:tcPr>
-          <w:p>
-            <w:pPr>
-              <w:pStyle w:val="a3"/>
-              <w:ind w:firstLine="0"/>
-            </w:pPr>
-            <w:r>
-              <w:t>распределения писем по тематическим</w:t>
-            </w:r>
-            <w:r>
-              <w:t xml:space="preserve"> блокам, что может упростить ведение </w:t>
-            </w:r>
-          </w:p>
-        </w:tc>
-      </w:tr>
-      <w:tr>
-        <w:tc>
-          <w:tcPr>
-            <w:tcW w:w="9247" w:type="dxa"/>
-          </w:tcPr>
-          <w:p>
-            <w:pPr>
-              <w:pStyle w:val="a3"/>
-              <w:ind w:firstLine="0"/>
-            </w:pPr>
-            <w:r>
-              <w:t>п</w:t>
-            </w:r>
-            <w:r>
-              <w:t>ереписки</w:t>
-            </w:r>
-            <w:r>
-              <w:t xml:space="preserve"> по отдельным задачам и проектам, а также помогает избежать потери </w:t>
+          </w:p>
+        </w:tc>
+      </w:tr>
+      <w:tr>
+        <w:tc>
+          <w:tcPr>
+            <w:tcW w:w="9247" w:type="dxa"/>
+          </w:tcPr>
+          <w:p>
+            <w:pPr>
+              <w:pStyle w:val="a3"/>
+              <w:ind w:firstLine="0"/>
+            </w:pPr>
+            <w:r>
+              <w:t xml:space="preserve">распределения писем по тематическим блокам, что может упростить ведение </w:t>
+            </w:r>
+          </w:p>
+        </w:tc>
+      </w:tr>
+      <w:tr>
+        <w:tc>
+          <w:tcPr>
+            <w:tcW w:w="9247" w:type="dxa"/>
+          </w:tcPr>
+          <w:p>
+            <w:pPr>
+              <w:pStyle w:val="a3"/>
+              <w:ind w:firstLine="0"/>
+            </w:pPr>
+            <w:r>
+              <w:t xml:space="preserve">переписки по отдельным задачам и проектам, а также помогает избежать потери </w:t>
             </w:r>
           </w:p>
         </w:tc>
@@ -1757,10 +1697,7 @@
               <w:t>е</w:t>
             </w:r>
             <w:r>
-              <w:t>сте</w:t>
-            </w:r>
-            <w:r>
-              <w:t>ственного языка</w:t>
+              <w:t>стественного языка</w:t>
             </w:r>
             <w:r>
               <w:t xml:space="preserve"> имеют ряд ограничений и недостатков. Они не учитывают </w:t>
@@ -1941,120 +1878,85 @@
                 <w:sz w:val="22"/>
                 <w:szCs w:val="22"/>
               </w:rPr>
-              <w:t xml:space="preserve"> </w:t>
-            </w:r>
+              <w:t xml:space="preserve"> за счет </w:t>
+            </w:r>
+            <w:proofErr w:type="spellStart"/>
             <w:r>
               <w:rPr>
                 <w:sz w:val="22"/>
                 <w:szCs w:val="22"/>
               </w:rPr>
-              <w:t xml:space="preserve">за счет </w:t>
-            </w:r>
-            <w:proofErr w:type="spellStart"/>
-            <w:r>
+              <w:t>предобученного</w:t>
+            </w:r>
+            <w:proofErr w:type="spellEnd"/>
+          </w:p>
+        </w:tc>
+      </w:tr>
+      <w:tr>
+        <w:tc>
+          <w:tcPr>
+            <w:tcW w:w="9247" w:type="dxa"/>
+          </w:tcPr>
+          <w:p>
+            <w:pPr>
+              <w:pStyle w:val="a3"/>
+              <w:ind w:firstLine="0"/>
               <w:rPr>
                 <w:sz w:val="22"/>
                 <w:szCs w:val="22"/>
               </w:rPr>
-              <w:t>предобученного</w:t>
-            </w:r>
-            <w:proofErr w:type="spellEnd"/>
-          </w:p>
-        </w:tc>
-      </w:tr>
-      <w:tr>
-        <w:tc>
-          <w:tcPr>
-            <w:tcW w:w="9247" w:type="dxa"/>
-          </w:tcPr>
-          <w:p>
-            <w:pPr>
-              <w:pStyle w:val="a3"/>
-              <w:ind w:firstLine="0"/>
+            </w:pPr>
+            <w:r>
               <w:rPr>
                 <w:sz w:val="22"/>
                 <w:szCs w:val="22"/>
               </w:rPr>
-            </w:pPr>
+              <w:t xml:space="preserve">языкового </w:t>
+            </w:r>
             <w:r>
               <w:rPr>
                 <w:sz w:val="22"/>
                 <w:szCs w:val="22"/>
               </w:rPr>
-              <w:t xml:space="preserve">языкового </w:t>
+              <w:t>понимания LLM</w:t>
             </w:r>
             <w:r>
               <w:rPr>
                 <w:sz w:val="22"/>
                 <w:szCs w:val="22"/>
               </w:rPr>
-              <w:t>понимания LLM</w:t>
+              <w:t>.</w:t>
             </w:r>
             <w:r>
               <w:rPr>
                 <w:sz w:val="22"/>
                 <w:szCs w:val="22"/>
               </w:rPr>
-              <w:t>.</w:t>
-            </w:r>
-            <w:r>
+              <w:t xml:space="preserve"> Данная работа предусматривает сравнительный анализ и </w:t>
+            </w:r>
+          </w:p>
+        </w:tc>
+      </w:tr>
+      <w:tr>
+        <w:tc>
+          <w:tcPr>
+            <w:tcW w:w="9247" w:type="dxa"/>
+          </w:tcPr>
+          <w:p>
+            <w:pPr>
+              <w:pStyle w:val="a3"/>
+              <w:ind w:firstLine="0"/>
               <w:rPr>
                 <w:sz w:val="22"/>
                 <w:szCs w:val="22"/>
               </w:rPr>
-              <w:t xml:space="preserve"> Данная работа предусматривает сравнительный анализ и </w:t>
-            </w:r>
-          </w:p>
-        </w:tc>
-      </w:tr>
-      <w:tr>
-        <w:tc>
-          <w:tcPr>
-            <w:tcW w:w="9247" w:type="dxa"/>
-          </w:tcPr>
-          <w:p>
-            <w:pPr>
-              <w:pStyle w:val="a3"/>
-              <w:ind w:firstLine="0"/>
+            </w:pPr>
+            <w:r>
               <w:rPr>
                 <w:sz w:val="22"/>
                 <w:szCs w:val="22"/>
               </w:rPr>
-            </w:pPr>
-            <w:r>
-              <w:rPr>
-                <w:sz w:val="22"/>
-                <w:szCs w:val="22"/>
-              </w:rPr>
-              <w:t>а</w:t>
-            </w:r>
-            <w:r>
-              <w:rPr>
-                <w:sz w:val="22"/>
-                <w:szCs w:val="22"/>
-              </w:rPr>
-              <w:t>пробаци</w:t>
-            </w:r>
-            <w:r>
-              <w:rPr>
-                <w:sz w:val="22"/>
-                <w:szCs w:val="22"/>
-              </w:rPr>
-              <w:t>ю</w:t>
-            </w:r>
-            <w:r>
-              <w:rPr>
-                <w:sz w:val="22"/>
-                <w:szCs w:val="22"/>
-              </w:rPr>
-              <w:t xml:space="preserve"> методов</w:t>
-            </w:r>
-            <w:r>
-              <w:rPr>
-                <w:sz w:val="22"/>
-                <w:szCs w:val="22"/>
-              </w:rPr>
-              <w:t xml:space="preserve"> дообучения </w:t>
+              <w:t xml:space="preserve">апробацию методов дообучения </w:t>
             </w:r>
             <w:r>
               <w:rPr>
@@ -2240,7 +2142,55 @@
               <w:rPr>
                 <w:szCs w:val="24"/>
               </w:rPr>
-              <w:t>морфологически</w:t>
+              <w:t xml:space="preserve">морфологически </w:t>
+            </w:r>
+            <w:r>
+              <w:rPr>
+                <w:szCs w:val="24"/>
+              </w:rPr>
+              <w:t>богаче</w:t>
+            </w:r>
+            <w:r>
+              <w:rPr>
+                <w:szCs w:val="24"/>
+              </w:rPr>
+              <w:t xml:space="preserve"> и сложне</w:t>
+            </w:r>
+            <w:r>
+              <w:rPr>
+                <w:szCs w:val="24"/>
+              </w:rPr>
+              <w:t>е</w:t>
+            </w:r>
+            <w:r>
+              <w:rPr>
+                <w:szCs w:val="24"/>
+              </w:rPr>
+              <w:t xml:space="preserve"> для</w:t>
+            </w:r>
+            <w:r>
+              <w:rPr>
+                <w:szCs w:val="24"/>
+              </w:rPr>
+              <w:t xml:space="preserve"> понимани</w:t>
+            </w:r>
+            <w:r>
+              <w:rPr>
+                <w:szCs w:val="24"/>
+              </w:rPr>
+              <w:t>я</w:t>
+            </w:r>
+            <w:r>
+              <w:rPr>
+                <w:szCs w:val="24"/>
+              </w:rPr>
+              <w:t xml:space="preserve"> текста </w:t>
+            </w:r>
+            <w:r>
+              <w:rPr>
+                <w:szCs w:val="24"/>
+              </w:rPr>
+              <w:t>моделями.</w:t>
             </w:r>
             <w:r>
               <w:rPr>
@@ -2252,49 +2202,38 @@
               <w:rPr>
                 <w:szCs w:val="24"/>
               </w:rPr>
-              <w:t>богаче</w:t>
-            </w:r>
-            <w:r>
-              <w:rPr>
-                <w:szCs w:val="24"/>
-              </w:rPr>
-              <w:t xml:space="preserve"> и сложне</w:t>
-            </w:r>
-            <w:r>
-              <w:rPr>
-                <w:szCs w:val="24"/>
-              </w:rPr>
-              <w:t>е</w:t>
-            </w:r>
-            <w:r>
-              <w:rPr>
-                <w:szCs w:val="24"/>
-              </w:rPr>
-              <w:t xml:space="preserve"> для</w:t>
-            </w:r>
-            <w:r>
-              <w:rPr>
-                <w:szCs w:val="24"/>
-              </w:rPr>
-              <w:t xml:space="preserve"> понимани</w:t>
-            </w:r>
-            <w:r>
-              <w:rPr>
-                <w:szCs w:val="24"/>
-              </w:rPr>
-              <w:t>я</w:t>
-            </w:r>
-            <w:r>
-              <w:rPr>
-                <w:szCs w:val="24"/>
-              </w:rPr>
-              <w:t xml:space="preserve"> текста </w:t>
-            </w:r>
-            <w:r>
-              <w:rPr>
-                <w:szCs w:val="24"/>
-              </w:rPr>
-              <w:t>моделями.</w:t>
+              <w:t xml:space="preserve">Работа </w:t>
+            </w:r>
+          </w:p>
+        </w:tc>
+      </w:tr>
+      <w:tr>
+        <w:tc>
+          <w:tcPr>
+            <w:tcW w:w="9247" w:type="dxa"/>
+          </w:tcPr>
+          <w:p>
+            <w:pPr>
+              <w:pStyle w:val="a3"/>
+              <w:ind w:firstLine="0"/>
+            </w:pPr>
+            <w:r>
+              <w:rPr>
+                <w:szCs w:val="24"/>
+              </w:rPr>
+              <w:t xml:space="preserve">предусматривает </w:t>
+            </w:r>
+            <w:r>
+              <w:rPr>
+                <w:szCs w:val="24"/>
+              </w:rPr>
+              <w:t xml:space="preserve">сравнительный </w:t>
+            </w:r>
+            <w:r>
+              <w:rPr>
+                <w:szCs w:val="24"/>
+              </w:rPr>
+              <w:t>анализ</w:t>
             </w:r>
             <w:r>
               <w:rPr>
@@ -2306,38 +2245,7 @@
               <w:rPr>
                 <w:szCs w:val="24"/>
               </w:rPr>
-              <w:t xml:space="preserve">Работа </w:t>
-            </w:r>
-          </w:p>
-        </w:tc>
-      </w:tr>
-      <w:tr>
-        <w:tc>
-          <w:tcPr>
-            <w:tcW w:w="9247" w:type="dxa"/>
-          </w:tcPr>
-          <w:p>
-            <w:pPr>
-              <w:pStyle w:val="a3"/>
-              <w:ind w:firstLine="0"/>
-            </w:pPr>
-            <w:r>
-              <w:rPr>
-                <w:szCs w:val="24"/>
-              </w:rPr>
-              <w:t xml:space="preserve">предусматривает </w:t>
-            </w:r>
-            <w:r>
-              <w:rPr>
-                <w:szCs w:val="24"/>
-              </w:rPr>
-              <w:t xml:space="preserve">сравнительный </w:t>
-            </w:r>
-            <w:r>
-              <w:rPr>
-                <w:szCs w:val="24"/>
-              </w:rPr>
-              <w:t>анализ</w:t>
+              <w:t>методов дообучения выбранных</w:t>
             </w:r>
             <w:r>
               <w:rPr>
@@ -2348,8 +2256,9 @@
             <w:r>
               <w:rPr>
                 <w:szCs w:val="24"/>
-              </w:rPr>
-              <w:t>методов дообучения выбранных</w:t>
+                <w:lang w:val="en-US"/>
+              </w:rPr>
+              <w:t>LLM</w:t>
             </w:r>
             <w:r>
               <w:rPr>
@@ -2358,19 +2267,6 @@
               <w:t xml:space="preserve"> </w:t>
             </w:r>
             <w:r>
-              <w:rPr>
-                <w:szCs w:val="24"/>
-                <w:lang w:val="en-US"/>
-              </w:rPr>
-              <w:t>LLM</w:t>
-            </w:r>
-            <w:r>
-              <w:rPr>
-                <w:szCs w:val="24"/>
-              </w:rPr>
-              <w:t xml:space="preserve"> </w:t>
-            </w:r>
-            <w:r>
               <w:t xml:space="preserve">с целью </w:t>
             </w:r>
           </w:p>
@@ -2387,10 +2283,7 @@
               <w:ind w:firstLine="0"/>
             </w:pPr>
             <w:r>
-              <w:t>получения</w:t>
-            </w:r>
-            <w:r>
-              <w:t xml:space="preserve"> </w:t>
+              <w:t xml:space="preserve">получения </w:t>
             </w:r>
             <w:r>
               <w:t>наилучших результатов.</w:t>
@@ -2410,22 +2303,7 @@
               <w:jc w:val="left"/>
             </w:pPr>
             <w:r>
-              <w:t xml:space="preserve">С практической стороны </w:t>
-            </w:r>
-            <w:r>
-              <w:t>в работе используются</w:t>
-            </w:r>
-            <w:r>
-              <w:t xml:space="preserve"> данны</w:t>
-            </w:r>
-            <w:r>
-              <w:t>е</w:t>
-            </w:r>
-            <w:r>
-              <w:t xml:space="preserve"> реальной компании</w:t>
-            </w:r>
-            <w:r>
-              <w:t>.</w:t>
+              <w:t>С практической стороны в работе используются данные реальной компании.</w:t>
             </w:r>
           </w:p>
         </w:tc>
@@ -2491,10 +2369,7 @@
               <w:jc w:val="left"/>
             </w:pPr>
             <w:r>
-              <w:t>ускорить</w:t>
-            </w:r>
-            <w:r>
-              <w:t xml:space="preserve"> </w:t>
+              <w:t xml:space="preserve">ускорить </w:t>
             </w:r>
             <w:r>
               <w:t>обработку входящей корреспонденции сотрудниками компании.</w:t>
@@ -2601,6 +2476,7 @@
                 <w:color w:val="auto"/>
                 <w:sz w:val="24"/>
                 <w:szCs w:val="24"/>
+                <w:lang w:val="en-US"/>
               </w:rPr>
               <w:t xml:space="preserve">Devlin J. et al. — BERT: Pre-training of Deep Bidirectional Transformers for Language </w:t>
             </w:r>
@@ -2644,25 +2520,7 @@
                 <w:sz w:val="24"/>
                 <w:szCs w:val="24"/>
               </w:rPr>
-              <w:t xml:space="preserve"> (2019) </w:t>
-            </w:r>
-            <w:r>
-              <w:rPr>
-                <w:rFonts w:ascii="Times New Roman" w:hAnsi="Times New Roman"/>
-                <w:color w:val="auto"/>
-                <w:sz w:val="24"/>
-                <w:szCs w:val="24"/>
-              </w:rPr>
-              <w:t>С</w:t>
-            </w:r>
-            <w:r>
-              <w:rPr>
-                <w:rFonts w:ascii="Times New Roman" w:hAnsi="Times New Roman"/>
-                <w:color w:val="auto"/>
-                <w:sz w:val="24"/>
-                <w:szCs w:val="24"/>
-              </w:rPr>
-              <w:t>татья, представляющая архитектуру BERT.</w:t>
+              <w:t xml:space="preserve"> (2019) Статья, представляющая архитектуру BERT.</w:t>
             </w:r>
           </w:p>
         </w:tc>
@@ -2715,43 +2573,72 @@
                 <w:szCs w:val="24"/>
                 <w:lang w:val="en-US"/>
               </w:rPr>
-              <w:t xml:space="preserve"> </w:t>
-            </w:r>
+              <w:t xml:space="preserve"> Hu et al. (2022) — </w:t>
+            </w:r>
+            <w:proofErr w:type="spellStart"/>
             <w:r>
               <w:rPr>
                 <w:szCs w:val="24"/>
                 <w:lang w:val="en-US"/>
               </w:rPr>
-              <w:t>Hu et al. (2022) — </w:t>
-            </w:r>
-            <w:proofErr w:type="spellStart"/>
+              <w:t>LoRA</w:t>
+            </w:r>
+            <w:proofErr w:type="spellEnd"/>
             <w:r>
               <w:rPr>
                 <w:szCs w:val="24"/>
                 <w:lang w:val="en-US"/>
               </w:rPr>
-              <w:t>LoRA</w:t>
-            </w:r>
-            <w:proofErr w:type="spellEnd"/>
+              <w:t>: Low-Rank Adaptation of Large Language Models</w:t>
+            </w:r>
             <w:r>
               <w:rPr>
                 <w:szCs w:val="24"/>
                 <w:lang w:val="en-US"/>
               </w:rPr>
-              <w:t>: Low-Rank Adaptation of Large Language Models</w:t>
+              <w:t xml:space="preserve">. </w:t>
+            </w:r>
+            <w:r>
+              <w:rPr>
+                <w:szCs w:val="24"/>
+              </w:rPr>
+              <w:t xml:space="preserve">Описание </w:t>
+            </w:r>
+          </w:p>
+        </w:tc>
+      </w:tr>
+      <w:tr>
+        <w:tc>
+          <w:tcPr>
+            <w:tcW w:w="9247" w:type="dxa"/>
+            <w:gridSpan w:val="4"/>
+          </w:tcPr>
+          <w:p>
+            <w:pPr>
+              <w:pStyle w:val="a3"/>
+              <w:ind w:firstLine="0"/>
+              <w:rPr>
+                <w:szCs w:val="24"/>
+              </w:rPr>
+            </w:pPr>
+            <w:r>
+              <w:rPr>
+                <w:szCs w:val="24"/>
+              </w:rPr>
+              <w:t xml:space="preserve">Эффективного метода дообучения </w:t>
             </w:r>
             <w:r>
               <w:rPr>
                 <w:szCs w:val="24"/>
                 <w:lang w:val="en-US"/>
               </w:rPr>
-              <w:t xml:space="preserve">. </w:t>
-            </w:r>
-            <w:r>
-              <w:rPr>
-                <w:szCs w:val="24"/>
-              </w:rPr>
-              <w:t xml:space="preserve">Описание </w:t>
+              <w:t>LLM</w:t>
+            </w:r>
+            <w:r>
+              <w:rPr>
+                <w:szCs w:val="24"/>
+              </w:rPr>
+              <w:t xml:space="preserve">, значительно снижающего требования к </w:t>
             </w:r>
           </w:p>
         </w:tc>
@@ -2774,67 +2661,13 @@
               <w:rPr>
                 <w:szCs w:val="24"/>
               </w:rPr>
-              <w:t>Э</w:t>
-            </w:r>
-            <w:r>
-              <w:rPr>
-                <w:szCs w:val="24"/>
-              </w:rPr>
-              <w:t>ффективного</w:t>
-            </w:r>
-            <w:r>
-              <w:rPr>
-                <w:szCs w:val="24"/>
-              </w:rPr>
-              <w:t xml:space="preserve"> метода дообучения </w:t>
-            </w:r>
-            <w:r>
-              <w:rPr>
-                <w:szCs w:val="24"/>
-                <w:lang w:val="en-US"/>
-              </w:rPr>
-              <w:t>LLM</w:t>
-            </w:r>
-            <w:r>
-              <w:rPr>
-                <w:szCs w:val="24"/>
-              </w:rPr>
-              <w:t xml:space="preserve">, значительно снижающего требования к </w:t>
-            </w:r>
-          </w:p>
-        </w:tc>
-      </w:tr>
-      <w:tr>
-        <w:tc>
-          <w:tcPr>
-            <w:tcW w:w="9247" w:type="dxa"/>
-            <w:gridSpan w:val="4"/>
-          </w:tcPr>
-          <w:p>
-            <w:pPr>
-              <w:pStyle w:val="a3"/>
-              <w:ind w:firstLine="0"/>
-              <w:rPr>
-                <w:szCs w:val="24"/>
-              </w:rPr>
-            </w:pPr>
-            <w:r>
-              <w:rPr>
-                <w:szCs w:val="24"/>
-              </w:rPr>
               <w:t>в</w:t>
             </w:r>
             <w:r>
               <w:rPr>
                 <w:szCs w:val="24"/>
               </w:rPr>
-              <w:t>ычислительным</w:t>
-            </w:r>
-            <w:r>
-              <w:rPr>
-                <w:szCs w:val="24"/>
-              </w:rPr>
-              <w:t xml:space="preserve"> ресурсам.</w:t>
+              <w:t>ычислительным ресурсам.</w:t>
             </w:r>
           </w:p>
         </w:tc>
@@ -2892,90 +2725,50 @@
                 <w:szCs w:val="24"/>
                 <w:lang w:val="en-US"/>
               </w:rPr>
-              <w:t xml:space="preserve">Brown T. </w:t>
-            </w:r>
-            <w:proofErr w:type="spellStart"/>
+              <w:t>Brown T. et al. — Language Models are Few-Shot Learners (2020)</w:t>
+            </w:r>
+          </w:p>
+        </w:tc>
+      </w:tr>
+      <w:tr>
+        <w:tc>
+          <w:tcPr>
+            <w:tcW w:w="9247" w:type="dxa"/>
+            <w:gridSpan w:val="4"/>
+          </w:tcPr>
+          <w:p>
+            <w:pPr>
+              <w:pStyle w:val="a3"/>
+              <w:ind w:firstLine="0"/>
+              <w:rPr>
+                <w:szCs w:val="24"/>
+              </w:rPr>
+            </w:pPr>
+            <w:r>
+              <w:rPr>
+                <w:szCs w:val="24"/>
+              </w:rPr>
+              <w:t xml:space="preserve">Статья о способности моделей решать задачи с подходом </w:t>
+            </w:r>
             <w:r>
               <w:rPr>
                 <w:szCs w:val="24"/>
                 <w:lang w:val="en-US"/>
               </w:rPr>
-              <w:t>et</w:t>
-            </w:r>
-            <w:proofErr w:type="spellEnd"/>
+              <w:t>Few</w:t>
+            </w:r>
+            <w:r>
+              <w:rPr>
+                <w:szCs w:val="24"/>
+              </w:rPr>
+              <w:t>-</w:t>
+            </w:r>
             <w:r>
               <w:rPr>
                 <w:szCs w:val="24"/>
                 <w:lang w:val="en-US"/>
               </w:rPr>
-              <w:t xml:space="preserve"> </w:t>
-            </w:r>
-            <w:proofErr w:type="spellStart"/>
-            <w:r>
-              <w:rPr>
-                <w:szCs w:val="24"/>
-                <w:lang w:val="en-US"/>
-              </w:rPr>
-              <w:t>al</w:t>
-            </w:r>
-            <w:proofErr w:type="spellEnd"/>
-            <w:r>
-              <w:rPr>
-                <w:szCs w:val="24"/>
-                <w:lang w:val="en-US"/>
-              </w:rPr>
-              <w:t>. — Language Models are Few-Shot Learners (2020)</w:t>
-            </w:r>
-          </w:p>
-        </w:tc>
-      </w:tr>
-      <w:tr>
-        <w:tc>
-          <w:tcPr>
-            <w:tcW w:w="9247" w:type="dxa"/>
-            <w:gridSpan w:val="4"/>
-          </w:tcPr>
-          <w:p>
-            <w:pPr>
-              <w:pStyle w:val="a3"/>
-              <w:ind w:firstLine="0"/>
-              <w:rPr>
-                <w:szCs w:val="24"/>
-                <w:lang w:val="en-US"/>
-              </w:rPr>
-            </w:pPr>
-            <w:r>
-              <w:rPr>
-                <w:szCs w:val="24"/>
-              </w:rPr>
-              <w:t xml:space="preserve">Статья о способности моделей решать задачи с подходом </w:t>
-            </w:r>
-            <w:r>
-              <w:rPr>
-                <w:szCs w:val="24"/>
-                <w:lang w:val="en-US"/>
-              </w:rPr>
-              <w:t>Few</w:t>
-            </w:r>
-            <w:r>
-              <w:rPr>
-                <w:szCs w:val="24"/>
-              </w:rPr>
-              <w:t>-</w:t>
-            </w:r>
-            <w:r>
-              <w:rPr>
-                <w:szCs w:val="24"/>
-                <w:lang w:val="en-US"/>
-              </w:rPr>
-              <w:t>Shot</w:t>
-            </w:r>
-            <w:r>
-              <w:rPr>
-                <w:szCs w:val="24"/>
-                <w:lang w:val="en-US"/>
-              </w:rPr>
-              <w:t>s</w:t>
+              <w:t>Shots</w:t>
             </w:r>
           </w:p>
         </w:tc>
@@ -3216,17 +3009,7 @@
                 <w:szCs w:val="20"/>
                 <w:lang w:val="en-US"/>
               </w:rPr>
-              <w:t xml:space="preserve"> </w:t>
-            </w:r>
-            <w:r>
-              <w:rPr>
-                <w:rFonts w:ascii="Times New Roman" w:hAnsi="Times New Roman"/>
-                <w:color w:val="auto"/>
-                <w:sz w:val="24"/>
-                <w:szCs w:val="20"/>
-                <w:lang w:val="en-US"/>
-              </w:rPr>
-              <w:t>Tunstall L. et al. — Natural Language Processing with Transformers (2022)</w:t>
+              <w:t xml:space="preserve"> Tunstall L. et al. — Natural Language Processing with Transformers (2022)</w:t>
             </w:r>
           </w:p>
         </w:tc>
@@ -3541,28 +3324,7 @@
                 <w:color w:val="000000"/>
                 <w:szCs w:val="24"/>
               </w:rPr>
-              <w:t>09.02 –</w:t>
-            </w:r>
-            <w:r>
-              <w:rPr>
-                <w:color w:val="000000"/>
-                <w:szCs w:val="24"/>
-              </w:rPr>
-              <w:t>25</w:t>
-            </w:r>
-            <w:r>
-              <w:rPr>
-                <w:color w:val="000000"/>
-                <w:szCs w:val="24"/>
-              </w:rPr>
-              <w:t>.0</w:t>
-            </w:r>
-            <w:r>
-              <w:rPr>
-                <w:color w:val="000000"/>
-                <w:szCs w:val="24"/>
-              </w:rPr>
-              <w:t>2</w:t>
+              <w:t>09.02 –25.02</w:t>
             </w:r>
           </w:p>
         </w:tc>
@@ -3633,13 +3395,7 @@
               <w:rPr>
                 <w:lang w:val="en-US"/>
               </w:rPr>
-              <w:t>F</w:t>
-            </w:r>
-            <w:r>
-              <w:rPr>
-                <w:lang w:val="en-US"/>
-              </w:rPr>
-              <w:t>ew</w:t>
+              <w:t>Few</w:t>
             </w:r>
             <w:r>
               <w:t>-</w:t>
@@ -3653,10 +3409,7 @@
               <w:t xml:space="preserve"> </w:t>
             </w:r>
             <w:r>
-              <w:t>классификаци</w:t>
-            </w:r>
-            <w:r>
-              <w:t>я</w:t>
+              <w:t>классификация</w:t>
             </w:r>
           </w:p>
         </w:tc>
@@ -3682,35 +3435,7 @@
                 <w:color w:val="000000"/>
                 <w:szCs w:val="24"/>
               </w:rPr>
-              <w:t>2</w:t>
-            </w:r>
-            <w:r>
-              <w:rPr>
-                <w:color w:val="000000"/>
-                <w:szCs w:val="24"/>
-              </w:rPr>
-              <w:t>5</w:t>
-            </w:r>
-            <w:r>
-              <w:rPr>
-                <w:color w:val="000000"/>
-                <w:szCs w:val="24"/>
-              </w:rPr>
-              <w:t>.02–</w:t>
-            </w:r>
-            <w:r>
-              <w:rPr>
-                <w:color w:val="000000"/>
-                <w:szCs w:val="24"/>
-              </w:rPr>
-              <w:t>11</w:t>
-            </w:r>
-            <w:r>
-              <w:rPr>
-                <w:color w:val="000000"/>
-                <w:szCs w:val="24"/>
-              </w:rPr>
-              <w:t>.03</w:t>
+              <w:t>25.02–11.03</w:t>
             </w:r>
           </w:p>
         </w:tc>
@@ -3777,10 +3502,7 @@
               </w:rPr>
             </w:pPr>
             <w:r>
-              <w:t>Анализ существующих методов дообучения</w:t>
-            </w:r>
-            <w:r>
-              <w:t xml:space="preserve"> </w:t>
+              <w:t xml:space="preserve">Анализ существующих методов дообучения </w:t>
             </w:r>
             <w:r>
               <w:rPr>
@@ -3812,14 +3534,7 @@
                 <w:color w:val="000000"/>
                 <w:szCs w:val="24"/>
               </w:rPr>
-              <w:t>1</w:t>
-            </w:r>
-            <w:r>
-              <w:rPr>
-                <w:color w:val="000000"/>
-                <w:szCs w:val="24"/>
-              </w:rPr>
-              <w:t>1.03–25.03</w:t>
+              <w:t>11.03–25.03</w:t>
             </w:r>
           </w:p>
         </w:tc>
@@ -4024,19 +3739,7 @@
               </w:rPr>
             </w:pPr>
             <w:r>
-              <w:t>Э</w:t>
-            </w:r>
-            <w:r>
-              <w:t>ксперимент</w:t>
-            </w:r>
-            <w:r>
-              <w:t>ы</w:t>
-            </w:r>
-            <w:r>
-              <w:t xml:space="preserve"> по дообучению</w:t>
-            </w:r>
-            <w:r>
-              <w:t xml:space="preserve"> </w:t>
+              <w:t xml:space="preserve">Эксперименты по дообучению </w:t>
             </w:r>
             <w:r>
               <w:rPr>
